--- a/docs/lehrmaterialien/math_06_zahlenstrahl2/math_06_zahlenstrahl.docx
+++ b/docs/lehrmaterialien/math_06_zahlenstrahl2/math_06_zahlenstrahl.docx
@@ -7,13 +7,7 @@
         <w:pStyle w:val="Title"/>
       </w:pPr>
       <w:r>
-        <w:t xml:space="preserve">Rationale</w:t>
-      </w:r>
-      <w:r>
-        <w:t xml:space="preserve"> </w:t>
-      </w:r>
-      <w:r>
-        <w:t xml:space="preserve">Zahlen</w:t>
+        <w:t xml:space="preserve">Rationale Zahlen</w:t>
       </w:r>
     </w:p>
     <w:p>
@@ -21,49 +15,7 @@
         <w:pStyle w:val="Subtitle"/>
       </w:pPr>
       <w:r>
-        <w:t xml:space="preserve">Brüche</w:t>
-      </w:r>
-      <w:r>
-        <w:t xml:space="preserve"> </w:t>
-      </w:r>
-      <w:r>
-        <w:t xml:space="preserve">kürzen</w:t>
-      </w:r>
-      <w:r>
-        <w:t xml:space="preserve"> </w:t>
-      </w:r>
-      <w:r>
-        <w:t xml:space="preserve">und</w:t>
-      </w:r>
-      <w:r>
-        <w:t xml:space="preserve"> </w:t>
-      </w:r>
-      <w:r>
-        <w:t xml:space="preserve">erweitern,</w:t>
-      </w:r>
-      <w:r>
-        <w:t xml:space="preserve"> </w:t>
-      </w:r>
-      <w:r>
-        <w:t xml:space="preserve">sowie</w:t>
-      </w:r>
-      <w:r>
-        <w:t xml:space="preserve"> </w:t>
-      </w:r>
-      <w:r>
-        <w:t xml:space="preserve">addieren</w:t>
-      </w:r>
-      <w:r>
-        <w:t xml:space="preserve"> </w:t>
-      </w:r>
-      <w:r>
-        <w:t xml:space="preserve">und</w:t>
-      </w:r>
-      <w:r>
-        <w:t xml:space="preserve"> </w:t>
-      </w:r>
-      <w:r>
-        <w:t xml:space="preserve">subtrahieren</w:t>
+        <w:t xml:space="preserve">Brüche kürzen und erweitern, sowie addieren und subtrahieren</w:t>
       </w:r>
     </w:p>
     <w:p>
@@ -71,13 +23,7 @@
         <w:pStyle w:val="Author"/>
       </w:pPr>
       <w:r>
-        <w:t xml:space="preserve">Richard</w:t>
-      </w:r>
-      <w:r>
-        <w:t xml:space="preserve"> </w:t>
-      </w:r>
-      <w:r>
-        <w:t xml:space="preserve">Conrardy</w:t>
+        <w:t xml:space="preserve">Richard Conrardy</w:t>
       </w:r>
     </w:p>
     <w:p>
@@ -101,37 +47,7 @@
         <w:pStyle w:val="Abstract"/>
       </w:pPr>
       <w:r>
-        <w:t xml:space="preserve">Zwei</w:t>
-      </w:r>
-      <w:r>
-        <w:t xml:space="preserve"> </w:t>
-      </w:r>
-      <w:r>
-        <w:t xml:space="preserve">Doppellektion</w:t>
-      </w:r>
-      <w:r>
-        <w:t xml:space="preserve"> </w:t>
-      </w:r>
-      <w:r>
-        <w:t xml:space="preserve">zum</w:t>
-      </w:r>
-      <w:r>
-        <w:t xml:space="preserve"> </w:t>
-      </w:r>
-      <w:r>
-        <w:t xml:space="preserve">Thema</w:t>
-      </w:r>
-      <w:r>
-        <w:t xml:space="preserve"> </w:t>
-      </w:r>
-      <w:r>
-        <w:t xml:space="preserve">Brüche</w:t>
-      </w:r>
-      <w:r>
-        <w:t xml:space="preserve"> </w:t>
-      </w:r>
-      <w:r>
-        <w:t xml:space="preserve">kürzen</w:t>
+        <w:t xml:space="preserve">Zwei Doppellektion zum Thema Brüche kürzen</w:t>
       </w:r>
     </w:p>
     <w:sdt>
@@ -180,11 +96,11 @@
     </w:p>
     <w:p>
       <w:pPr>
+        <w:pStyle w:val="Compact"/>
         <w:numPr>
           <w:ilvl w:val="0"/>
           <w:numId w:val="1001"/>
         </w:numPr>
-        <w:pStyle w:val="Compact"/>
       </w:pPr>
       <w:r>
         <w:t xml:space="preserve">SuS lösen die Aufgabe in PA.</w:t>
@@ -192,11 +108,11 @@
     </w:p>
     <w:p>
       <w:pPr>
+        <w:pStyle w:val="Compact"/>
         <w:numPr>
           <w:ilvl w:val="0"/>
           <w:numId w:val="1001"/>
         </w:numPr>
-        <w:pStyle w:val="Compact"/>
       </w:pPr>
       <w:r>
         <w:t xml:space="preserve">Besprechung der Lösungsvorschläge im KV.</w:t>
@@ -215,13 +131,7 @@
         <w:t xml:space="preserve"> </w:t>
       </w:r>
       <w:r>
-        <w:t xml:space="preserve">“</w:t>
-      </w:r>
-      <w:r>
-        <w:t xml:space="preserve">Bruchpaare</w:t>
-      </w:r>
-      <w:r>
-        <w:t xml:space="preserve">”</w:t>
+        <w:t xml:space="preserve">“Bruchpaare”</w:t>
       </w:r>
       <w:r>
         <w:t xml:space="preserve"> </w:t>
@@ -253,11 +163,11 @@
     </w:p>
     <w:p>
       <w:pPr>
+        <w:pStyle w:val="Compact"/>
         <w:numPr>
           <w:ilvl w:val="0"/>
           <w:numId w:val="1002"/>
         </w:numPr>
-        <w:pStyle w:val="Compact"/>
       </w:pPr>
       <w:r>
         <w:t xml:space="preserve">5’Brüche und Dezimalzahlen auf dem Zahlenstrahl einordnen:</w:t>
@@ -265,11 +175,11 @@
     </w:p>
     <w:p>
       <w:pPr>
+        <w:pStyle w:val="Compact"/>
         <w:numPr>
           <w:ilvl w:val="1"/>
           <w:numId w:val="1003"/>
         </w:numPr>
-        <w:pStyle w:val="Compact"/>
       </w:pPr>
       <w:r>
         <w:t xml:space="preserve">Jeder SuS ordnet seine Brüche/Dezimalzahlen auf dem Zahlenstrahl ein.</w:t>
@@ -277,11 +187,11 @@
     </w:p>
     <w:p>
       <w:pPr>
+        <w:pStyle w:val="Compact"/>
         <w:numPr>
           <w:ilvl w:val="0"/>
           <w:numId w:val="1002"/>
         </w:numPr>
-        <w:pStyle w:val="Compact"/>
       </w:pPr>
       <w:r>
         <w:t xml:space="preserve">20’ Brüche und Dezimalzahlen auf dem Zahlenstrahl korrigieren:</w:t>
@@ -289,11 +199,11 @@
     </w:p>
     <w:p>
       <w:pPr>
+        <w:pStyle w:val="Compact"/>
         <w:numPr>
           <w:ilvl w:val="1"/>
           <w:numId w:val="1004"/>
         </w:numPr>
-        <w:pStyle w:val="Compact"/>
       </w:pPr>
       <w:r>
         <w:t xml:space="preserve">Die SuS korrigieren gemeinsam mit der LP den Zahlenstrahl.</w:t>
@@ -301,11 +211,11 @@
     </w:p>
     <w:p>
       <w:pPr>
+        <w:pStyle w:val="Compact"/>
         <w:numPr>
           <w:ilvl w:val="0"/>
           <w:numId w:val="1002"/>
         </w:numPr>
-        <w:pStyle w:val="Compact"/>
       </w:pPr>
       <w:r>
         <w:t xml:space="preserve">20’Arbeiten in der Lernumgebung:</w:t>
@@ -313,11 +223,11 @@
     </w:p>
     <w:p>
       <w:pPr>
+        <w:pStyle w:val="Compact"/>
         <w:numPr>
           <w:ilvl w:val="1"/>
           <w:numId w:val="1005"/>
         </w:numPr>
-        <w:pStyle w:val="Compact"/>
       </w:pPr>
       <w:r>
         <w:t xml:space="preserve">SuS ordnen 2-3 selbstgewählte Brüche mit Dezimalzahlen auf dem Zahelnstrahl ein.</w:t>
@@ -325,11 +235,11 @@
     </w:p>
     <w:p>
       <w:pPr>
+        <w:pStyle w:val="Compact"/>
         <w:numPr>
           <w:ilvl w:val="1"/>
           <w:numId w:val="1005"/>
         </w:numPr>
-        <w:pStyle w:val="Compact"/>
       </w:pPr>
       <w:r>
         <w:t xml:space="preserve">SuS lösen die Aufgaben in der Lernumgebung.</w:t>
@@ -355,11 +265,11 @@
     </w:p>
     <w:p>
       <w:pPr>
+        <w:pStyle w:val="Compact"/>
         <w:numPr>
           <w:ilvl w:val="0"/>
           <w:numId w:val="1006"/>
         </w:numPr>
-        <w:pStyle w:val="Compact"/>
       </w:pPr>
       <w:r>
         <w:t xml:space="preserve">10 Einführung in das Thema Kürzen:</w:t>
@@ -367,11 +277,11 @@
     </w:p>
     <w:p>
       <w:pPr>
+        <w:pStyle w:val="Compact"/>
         <w:numPr>
           <w:ilvl w:val="1"/>
           <w:numId w:val="1007"/>
         </w:numPr>
-        <w:pStyle w:val="Compact"/>
       </w:pPr>
       <w:r>
         <w:t xml:space="preserve">LP führt das Thema an der Wandtafel ein.</w:t>
@@ -379,11 +289,11 @@
     </w:p>
     <w:p>
       <w:pPr>
+        <w:pStyle w:val="Compact"/>
         <w:numPr>
           <w:ilvl w:val="1"/>
           <w:numId w:val="1007"/>
         </w:numPr>
-        <w:pStyle w:val="Compact"/>
       </w:pPr>
       <w:r>
         <w:t xml:space="preserve">zwei Beispiele im KV lösen.</w:t>
@@ -391,11 +301,11 @@
     </w:p>
     <w:p>
       <w:pPr>
+        <w:pStyle w:val="Compact"/>
         <w:numPr>
           <w:ilvl w:val="0"/>
           <w:numId w:val="1006"/>
         </w:numPr>
-        <w:pStyle w:val="Compact"/>
       </w:pPr>
       <w:r>
         <w:t xml:space="preserve">15’ Arbeiten in der Lernumgebung:</w:t>
@@ -403,11 +313,11 @@
     </w:p>
     <w:p>
       <w:pPr>
+        <w:pStyle w:val="Compact"/>
         <w:numPr>
           <w:ilvl w:val="1"/>
           <w:numId w:val="1008"/>
         </w:numPr>
-        <w:pStyle w:val="Compact"/>
       </w:pPr>
       <w:r>
         <w:t xml:space="preserve">SuS lösen die Aufgaben in der Lernumgebung.</w:t>
@@ -415,11 +325,11 @@
     </w:p>
     <w:p>
       <w:pPr>
+        <w:pStyle w:val="Compact"/>
         <w:numPr>
           <w:ilvl w:val="0"/>
           <w:numId w:val="1006"/>
         </w:numPr>
-        <w:pStyle w:val="Compact"/>
       </w:pPr>
       <w:r>
         <w:t xml:space="preserve">10’Einführung in das Thema Erweitern:</w:t>
@@ -427,11 +337,11 @@
     </w:p>
     <w:p>
       <w:pPr>
+        <w:pStyle w:val="Compact"/>
         <w:numPr>
           <w:ilvl w:val="1"/>
           <w:numId w:val="1009"/>
         </w:numPr>
-        <w:pStyle w:val="Compact"/>
       </w:pPr>
       <w:r>
         <w:t xml:space="preserve">LP führt das Thema gemeinsam mit 1-2 SuS an der Wandtafel ein.</w:t>
@@ -439,11 +349,11 @@
     </w:p>
     <w:p>
       <w:pPr>
+        <w:pStyle w:val="Compact"/>
         <w:numPr>
           <w:ilvl w:val="1"/>
           <w:numId w:val="1009"/>
         </w:numPr>
-        <w:pStyle w:val="Compact"/>
       </w:pPr>
       <w:r>
         <w:t xml:space="preserve">zwei Beispiele im KV lösen.</w:t>
@@ -451,11 +361,11 @@
     </w:p>
     <w:p>
       <w:pPr>
+        <w:pStyle w:val="Compact"/>
         <w:numPr>
           <w:ilvl w:val="0"/>
           <w:numId w:val="1006"/>
         </w:numPr>
-        <w:pStyle w:val="Compact"/>
       </w:pPr>
       <w:r>
         <w:t xml:space="preserve">10’ Arbeiten in der Lernumgebung:</w:t>
@@ -463,11 +373,11 @@
     </w:p>
     <w:p>
       <w:pPr>
+        <w:pStyle w:val="Compact"/>
         <w:numPr>
           <w:ilvl w:val="1"/>
           <w:numId w:val="1010"/>
         </w:numPr>
-        <w:pStyle w:val="Compact"/>
       </w:pPr>
       <w:r>
         <w:t xml:space="preserve">SuS lösen die Aufgaben in der Lernumgebung.</w:t>
@@ -485,11 +395,11 @@
     </w:p>
     <w:p>
       <w:pPr>
+        <w:pStyle w:val="Compact"/>
         <w:numPr>
           <w:ilvl w:val="0"/>
           <w:numId w:val="1011"/>
         </w:numPr>
-        <w:pStyle w:val="Compact"/>
       </w:pPr>
       <w:r>
         <w:t xml:space="preserve">10’ Arbeiten in der Lernumgebung:</w:t>
@@ -497,11 +407,11 @@
     </w:p>
     <w:p>
       <w:pPr>
+        <w:pStyle w:val="Compact"/>
         <w:numPr>
           <w:ilvl w:val="1"/>
           <w:numId w:val="1012"/>
         </w:numPr>
-        <w:pStyle w:val="Compact"/>
       </w:pPr>
       <w:r>
         <w:t xml:space="preserve">SuS lesen die Theorie zur Addition in der Lernumgebung.</w:t>
@@ -509,11 +419,11 @@
     </w:p>
     <w:p>
       <w:pPr>
+        <w:pStyle w:val="Compact"/>
         <w:numPr>
           <w:ilvl w:val="0"/>
           <w:numId w:val="1011"/>
         </w:numPr>
-        <w:pStyle w:val="Compact"/>
       </w:pPr>
       <w:r>
         <w:t xml:space="preserve">10’Das Rechteckmodell:</w:t>
@@ -521,11 +431,11 @@
     </w:p>
     <w:p>
       <w:pPr>
+        <w:pStyle w:val="Compact"/>
         <w:numPr>
           <w:ilvl w:val="1"/>
           <w:numId w:val="1013"/>
         </w:numPr>
-        <w:pStyle w:val="Compact"/>
       </w:pPr>
       <w:r>
         <w:t xml:space="preserve">Die LP zeigt den SuS wie die Addition mit Hilfe des Rechteckmodells funktioniert.</w:t>
@@ -533,11 +443,11 @@
     </w:p>
     <w:p>
       <w:pPr>
+        <w:pStyle w:val="Compact"/>
         <w:numPr>
           <w:ilvl w:val="1"/>
           <w:numId w:val="1013"/>
         </w:numPr>
-        <w:pStyle w:val="Compact"/>
       </w:pPr>
       <w:r>
         <w:t xml:space="preserve">Ein weiteres Beispiel lösen 1-2 SuS gemeinsam mit der Klasse und der LP an der Wandtafel.</w:t>
@@ -545,11 +455,11 @@
     </w:p>
     <w:p>
       <w:pPr>
+        <w:pStyle w:val="Compact"/>
         <w:numPr>
           <w:ilvl w:val="0"/>
           <w:numId w:val="1011"/>
         </w:numPr>
-        <w:pStyle w:val="Compact"/>
       </w:pPr>
       <w:r>
         <w:t xml:space="preserve">10’ Arbeiten in der Lernumgebung:</w:t>
@@ -557,11 +467,11 @@
     </w:p>
     <w:p>
       <w:pPr>
+        <w:pStyle w:val="Compact"/>
         <w:numPr>
           <w:ilvl w:val="1"/>
           <w:numId w:val="1014"/>
         </w:numPr>
-        <w:pStyle w:val="Compact"/>
       </w:pPr>
       <w:r>
         <w:t xml:space="preserve">SuS lösen die Aufgaben zur Addition in der Lernumgebung.</w:t>
@@ -569,11 +479,11 @@
     </w:p>
     <w:p>
       <w:pPr>
+        <w:pStyle w:val="Compact"/>
         <w:numPr>
           <w:ilvl w:val="0"/>
           <w:numId w:val="1011"/>
         </w:numPr>
-        <w:pStyle w:val="Compact"/>
       </w:pPr>
       <w:r>
         <w:t xml:space="preserve">10’ Arbeiten in der Lernumgebung:</w:t>
@@ -581,11 +491,11 @@
     </w:p>
     <w:p>
       <w:pPr>
+        <w:pStyle w:val="Compact"/>
         <w:numPr>
           <w:ilvl w:val="1"/>
           <w:numId w:val="1015"/>
         </w:numPr>
-        <w:pStyle w:val="Compact"/>
       </w:pPr>
       <w:r>
         <w:t xml:space="preserve">SuS lesen die Theorie zur Subtraktion in der Lernumgebung.</w:t>
@@ -593,11 +503,11 @@
     </w:p>
     <w:p>
       <w:pPr>
+        <w:pStyle w:val="Compact"/>
         <w:numPr>
           <w:ilvl w:val="1"/>
           <w:numId w:val="1015"/>
         </w:numPr>
-        <w:pStyle w:val="Compact"/>
       </w:pPr>
       <w:r>
         <w:t xml:space="preserve">SuS lösen die Aufgaben zur Subtraktion in der Lernumgebung.</w:t>
@@ -605,11 +515,11 @@
     </w:p>
     <w:p>
       <w:pPr>
+        <w:pStyle w:val="Compact"/>
         <w:numPr>
           <w:ilvl w:val="0"/>
           <w:numId w:val="1011"/>
         </w:numPr>
-        <w:pStyle w:val="Compact"/>
       </w:pPr>
       <w:r>
         <w:t xml:space="preserve">5’ Lösen der Alltagsaufgabe, welche zu Beginn dieser Lernumgebung thematisiert wurde.</w:t>
@@ -821,11 +731,11 @@
     </w:p>
     <w:p>
       <w:pPr>
+        <w:pStyle w:val="Compact"/>
         <w:numPr>
           <w:ilvl w:val="0"/>
           <w:numId w:val="1016"/>
         </w:numPr>
-        <w:pStyle w:val="Compact"/>
       </w:pPr>
       <w:r>
         <w:t xml:space="preserve">Der Zähler gibt an, wie viele Teile des Ganzen ausgewählt werden.</w:t>
@@ -833,11 +743,11 @@
     </w:p>
     <w:p>
       <w:pPr>
+        <w:pStyle w:val="Compact"/>
         <w:numPr>
           <w:ilvl w:val="0"/>
           <w:numId w:val="1016"/>
         </w:numPr>
-        <w:pStyle w:val="Compact"/>
       </w:pPr>
       <w:r>
         <w:t xml:space="preserve">Der Nenner gibt an, in wie viele gleich grosse Teile das Ganze aufgeteilt ist.</w:t>
@@ -1127,11 +1037,11 @@
     </w:p>
     <w:p>
       <w:pPr>
+        <w:pStyle w:val="Compact"/>
         <w:numPr>
           <w:ilvl w:val="0"/>
           <w:numId w:val="1017"/>
         </w:numPr>
-        <w:pStyle w:val="Compact"/>
       </w:pPr>
       <m:oMath>
         <m:f>
@@ -1159,11 +1069,11 @@
     </w:p>
     <w:p>
       <w:pPr>
+        <w:pStyle w:val="Compact"/>
         <w:numPr>
           <w:ilvl w:val="0"/>
           <w:numId w:val="1017"/>
         </w:numPr>
-        <w:pStyle w:val="Compact"/>
       </w:pPr>
       <m:oMath>
         <m:f>
@@ -1191,11 +1101,11 @@
     </w:p>
     <w:p>
       <w:pPr>
+        <w:pStyle w:val="Compact"/>
         <w:numPr>
           <w:ilvl w:val="0"/>
           <w:numId w:val="1017"/>
         </w:numPr>
-        <w:pStyle w:val="Compact"/>
       </w:pPr>
       <m:oMath>
         <m:f>
@@ -1223,11 +1133,11 @@
     </w:p>
     <w:p>
       <w:pPr>
+        <w:pStyle w:val="Compact"/>
         <w:numPr>
           <w:ilvl w:val="0"/>
           <w:numId w:val="1017"/>
         </w:numPr>
-        <w:pStyle w:val="Compact"/>
       </w:pPr>
       <m:oMath>
         <m:f>
@@ -1255,11 +1165,11 @@
     </w:p>
     <w:p>
       <w:pPr>
+        <w:pStyle w:val="Compact"/>
         <w:numPr>
           <w:ilvl w:val="0"/>
           <w:numId w:val="1017"/>
         </w:numPr>
-        <w:pStyle w:val="Compact"/>
       </w:pPr>
       <m:oMath>
         <m:f>
@@ -1287,11 +1197,11 @@
     </w:p>
     <w:p>
       <w:pPr>
+        <w:pStyle w:val="Compact"/>
         <w:numPr>
           <w:ilvl w:val="0"/>
           <w:numId w:val="1017"/>
         </w:numPr>
-        <w:pStyle w:val="Compact"/>
       </w:pPr>
       <m:oMath>
         <m:f>
@@ -1319,11 +1229,11 @@
     </w:p>
     <w:p>
       <w:pPr>
+        <w:pStyle w:val="Compact"/>
         <w:numPr>
           <w:ilvl w:val="0"/>
           <w:numId w:val="1017"/>
         </w:numPr>
-        <w:pStyle w:val="Compact"/>
       </w:pPr>
       <m:oMath>
         <m:f>
@@ -1351,11 +1261,11 @@
     </w:p>
     <w:p>
       <w:pPr>
+        <w:pStyle w:val="Compact"/>
         <w:numPr>
           <w:ilvl w:val="0"/>
           <w:numId w:val="1017"/>
         </w:numPr>
-        <w:pStyle w:val="Compact"/>
       </w:pPr>
       <m:oMath>
         <m:f>
@@ -1383,11 +1293,11 @@
     </w:p>
     <w:p>
       <w:pPr>
+        <w:pStyle w:val="Compact"/>
         <w:numPr>
           <w:ilvl w:val="0"/>
           <w:numId w:val="1017"/>
         </w:numPr>
-        <w:pStyle w:val="Compact"/>
       </w:pPr>
       <m:oMath>
         <m:f>
@@ -1415,11 +1325,11 @@
     </w:p>
     <w:p>
       <w:pPr>
+        <w:pStyle w:val="Compact"/>
         <w:numPr>
           <w:ilvl w:val="0"/>
           <w:numId w:val="1017"/>
         </w:numPr>
-        <w:pStyle w:val="Compact"/>
       </w:pPr>
       <m:oMath>
         <m:f>
@@ -1457,11 +1367,11 @@
     </w:p>
     <w:p>
       <w:pPr>
+        <w:pStyle w:val="Compact"/>
         <w:numPr>
           <w:ilvl w:val="0"/>
           <w:numId w:val="1018"/>
         </w:numPr>
-        <w:pStyle w:val="Compact"/>
       </w:pPr>
       <m:oMath>
         <m:f>
@@ -1489,11 +1399,11 @@
     </w:p>
     <w:p>
       <w:pPr>
+        <w:pStyle w:val="Compact"/>
         <w:numPr>
           <w:ilvl w:val="0"/>
           <w:numId w:val="1018"/>
         </w:numPr>
-        <w:pStyle w:val="Compact"/>
       </w:pPr>
       <m:oMath>
         <m:f>
@@ -1521,11 +1431,11 @@
     </w:p>
     <w:p>
       <w:pPr>
+        <w:pStyle w:val="Compact"/>
         <w:numPr>
           <w:ilvl w:val="0"/>
           <w:numId w:val="1018"/>
         </w:numPr>
-        <w:pStyle w:val="Compact"/>
       </w:pPr>
       <m:oMath>
         <m:f>
@@ -1553,11 +1463,11 @@
     </w:p>
     <w:p>
       <w:pPr>
+        <w:pStyle w:val="Compact"/>
         <w:numPr>
           <w:ilvl w:val="0"/>
           <w:numId w:val="1018"/>
         </w:numPr>
-        <w:pStyle w:val="Compact"/>
       </w:pPr>
       <m:oMath>
         <m:f>
@@ -1585,11 +1495,11 @@
     </w:p>
     <w:p>
       <w:pPr>
+        <w:pStyle w:val="Compact"/>
         <w:numPr>
           <w:ilvl w:val="0"/>
           <w:numId w:val="1018"/>
         </w:numPr>
-        <w:pStyle w:val="Compact"/>
       </w:pPr>
       <m:oMath>
         <m:f>
@@ -1617,11 +1527,11 @@
     </w:p>
     <w:p>
       <w:pPr>
+        <w:pStyle w:val="Compact"/>
         <w:numPr>
           <w:ilvl w:val="0"/>
           <w:numId w:val="1018"/>
         </w:numPr>
-        <w:pStyle w:val="Compact"/>
       </w:pPr>
       <m:oMath>
         <m:f>
@@ -1649,11 +1559,11 @@
     </w:p>
     <w:p>
       <w:pPr>
+        <w:pStyle w:val="Compact"/>
         <w:numPr>
           <w:ilvl w:val="0"/>
           <w:numId w:val="1018"/>
         </w:numPr>
-        <w:pStyle w:val="Compact"/>
       </w:pPr>
       <m:oMath>
         <m:f>
@@ -1681,11 +1591,11 @@
     </w:p>
     <w:p>
       <w:pPr>
+        <w:pStyle w:val="Compact"/>
         <w:numPr>
           <w:ilvl w:val="0"/>
           <w:numId w:val="1018"/>
         </w:numPr>
-        <w:pStyle w:val="Compact"/>
       </w:pPr>
       <m:oMath>
         <m:f>
@@ -1713,11 +1623,11 @@
     </w:p>
     <w:p>
       <w:pPr>
+        <w:pStyle w:val="Compact"/>
         <w:numPr>
           <w:ilvl w:val="0"/>
           <w:numId w:val="1018"/>
         </w:numPr>
-        <w:pStyle w:val="Compact"/>
       </w:pPr>
       <m:oMath>
         <m:f>
@@ -1745,11 +1655,11 @@
     </w:p>
     <w:p>
       <w:pPr>
+        <w:pStyle w:val="Compact"/>
         <w:numPr>
           <w:ilvl w:val="0"/>
           <w:numId w:val="1018"/>
         </w:numPr>
-        <w:pStyle w:val="Compact"/>
       </w:pPr>
       <m:oMath>
         <m:f>
@@ -1787,11 +1697,11 @@
     </w:p>
     <w:p>
       <w:pPr>
+        <w:pStyle w:val="Compact"/>
         <w:numPr>
           <w:ilvl w:val="0"/>
           <w:numId w:val="1019"/>
         </w:numPr>
-        <w:pStyle w:val="Compact"/>
       </w:pPr>
       <m:oMath>
         <m:f>
@@ -1819,11 +1729,11 @@
     </w:p>
     <w:p>
       <w:pPr>
+        <w:pStyle w:val="Compact"/>
         <w:numPr>
           <w:ilvl w:val="0"/>
           <w:numId w:val="1019"/>
         </w:numPr>
-        <w:pStyle w:val="Compact"/>
       </w:pPr>
       <m:oMath>
         <m:f>
@@ -1851,11 +1761,11 @@
     </w:p>
     <w:p>
       <w:pPr>
+        <w:pStyle w:val="Compact"/>
         <w:numPr>
           <w:ilvl w:val="0"/>
           <w:numId w:val="1019"/>
         </w:numPr>
-        <w:pStyle w:val="Compact"/>
       </w:pPr>
       <m:oMath>
         <m:f>
@@ -1883,11 +1793,11 @@
     </w:p>
     <w:p>
       <w:pPr>
+        <w:pStyle w:val="Compact"/>
         <w:numPr>
           <w:ilvl w:val="0"/>
           <w:numId w:val="1019"/>
         </w:numPr>
-        <w:pStyle w:val="Compact"/>
       </w:pPr>
       <m:oMath>
         <m:f>
@@ -1915,11 +1825,11 @@
     </w:p>
     <w:p>
       <w:pPr>
+        <w:pStyle w:val="Compact"/>
         <w:numPr>
           <w:ilvl w:val="0"/>
           <w:numId w:val="1019"/>
         </w:numPr>
-        <w:pStyle w:val="Compact"/>
       </w:pPr>
       <m:oMath>
         <m:f>
@@ -1947,11 +1857,11 @@
     </w:p>
     <w:p>
       <w:pPr>
+        <w:pStyle w:val="Compact"/>
         <w:numPr>
           <w:ilvl w:val="0"/>
           <w:numId w:val="1019"/>
         </w:numPr>
-        <w:pStyle w:val="Compact"/>
       </w:pPr>
       <m:oMath>
         <m:f>
@@ -2032,8 +1942,8 @@
       </w:r>
       <w:r>
         <w:rPr>
+          <w:b/>
           <w:bCs/>
-          <w:b/>
         </w:rPr>
         <w:t xml:space="preserve">und</w:t>
       </w:r>
@@ -2048,8 +1958,8 @@
       </w:r>
       <w:r>
         <w:rPr>
+          <w:b/>
           <w:bCs/>
-          <w:b/>
         </w:rPr>
         <w:t xml:space="preserve">Beachte:</w:t>
       </w:r>
@@ -2510,8 +2420,8 @@
       </w:r>
       <w:r>
         <w:rPr>
+          <w:b/>
           <w:bCs/>
-          <w:b/>
         </w:rPr>
         <w:t xml:space="preserve">und</w:t>
       </w:r>
@@ -2526,8 +2436,8 @@
       </w:r>
       <w:r>
         <w:rPr>
+          <w:b/>
           <w:bCs/>
-          <w:b/>
         </w:rPr>
         <w:t xml:space="preserve">Beachte:</w:t>
       </w:r>
@@ -2869,8 +2779,8 @@
       </w:r>
       <w:r>
         <w:rPr>
+          <w:b/>
           <w:bCs/>
-          <w:b/>
         </w:rPr>
         <w:t xml:space="preserve">gleichem</w:t>
       </w:r>
@@ -3212,8 +3122,8 @@
       </w:r>
       <w:r>
         <w:rPr>
+          <w:b/>
           <w:bCs/>
-          <w:b/>
         </w:rPr>
         <w:t xml:space="preserve">verschiedenen</w:t>
       </w:r>
@@ -3226,11 +3136,11 @@
     </w:p>
     <w:p>
       <w:pPr>
+        <w:pStyle w:val="Compact"/>
         <w:numPr>
           <w:ilvl w:val="0"/>
           <w:numId w:val="1020"/>
         </w:numPr>
-        <w:pStyle w:val="Compact"/>
       </w:pPr>
       <w:r>
         <w:t xml:space="preserve">Erweitere die Nenner auf einen gemeinsamen Nenner. Dieser gemeinsame Nenner heisst Hauptnenner.</w:t>
@@ -3238,11 +3148,11 @@
     </w:p>
     <w:p>
       <w:pPr>
+        <w:pStyle w:val="Compact"/>
         <w:numPr>
           <w:ilvl w:val="0"/>
           <w:numId w:val="1020"/>
         </w:numPr>
-        <w:pStyle w:val="Compact"/>
       </w:pPr>
       <w:r>
         <w:t xml:space="preserve">Bestimme die Zahl, mit welcher du den Bruch erweitern musst, indem du den Hauptnenner durch den Nenner des Bruches dividierst.</w:t>
@@ -3250,11 +3160,11 @@
     </w:p>
     <w:p>
       <w:pPr>
+        <w:pStyle w:val="Compact"/>
         <w:numPr>
           <w:ilvl w:val="0"/>
           <w:numId w:val="1020"/>
         </w:numPr>
-        <w:pStyle w:val="Compact"/>
       </w:pPr>
       <w:r>
         <w:t xml:space="preserve">Erweitere die Brüche.</w:t>
@@ -3262,11 +3172,11 @@
     </w:p>
     <w:p>
       <w:pPr>
+        <w:pStyle w:val="Compact"/>
         <w:numPr>
           <w:ilvl w:val="0"/>
           <w:numId w:val="1020"/>
         </w:numPr>
-        <w:pStyle w:val="Compact"/>
       </w:pPr>
       <w:r>
         <w:t xml:space="preserve">Addiere die Zähler und behalte den Hauptnenner bei.</w:t>
@@ -3274,11 +3184,11 @@
     </w:p>
     <w:p>
       <w:pPr>
+        <w:pStyle w:val="Compact"/>
         <w:numPr>
           <w:ilvl w:val="0"/>
           <w:numId w:val="1020"/>
         </w:numPr>
-        <w:pStyle w:val="Compact"/>
       </w:pPr>
       <w:r>
         <w:t xml:space="preserve">Kürze, wenn möglich.</w:t>
@@ -3593,8 +3503,8 @@
       </w:r>
       <w:r>
         <w:rPr>
+          <w:b/>
           <w:bCs/>
-          <w:b/>
         </w:rPr>
         <w:t xml:space="preserve">gleichen</w:t>
       </w:r>
@@ -3807,8 +3717,8 @@
       </w:pPr>
       <w:r>
         <w:rPr>
+          <w:b/>
           <w:bCs/>
-          <w:b/>
         </w:rPr>
         <w:t xml:space="preserve">Achtung!</w:t>
       </w:r>
@@ -3925,8 +3835,8 @@
       </w:r>
       <w:r>
         <w:rPr>
+          <w:b/>
           <w:bCs/>
-          <w:b/>
         </w:rPr>
         <w:t xml:space="preserve">verschiedenen</w:t>
       </w:r>
@@ -3939,11 +3849,11 @@
     </w:p>
     <w:p>
       <w:pPr>
+        <w:pStyle w:val="Compact"/>
         <w:numPr>
           <w:ilvl w:val="0"/>
           <w:numId w:val="1021"/>
         </w:numPr>
-        <w:pStyle w:val="Compact"/>
       </w:pPr>
       <w:r>
         <w:t xml:space="preserve">Erweitere die Nenner auf einen gemeinsamen Nenner. Dieser gemeinsame Nenner heisst Hauptnenner.</w:t>
@@ -3951,11 +3861,11 @@
     </w:p>
     <w:p>
       <w:pPr>
+        <w:pStyle w:val="Compact"/>
         <w:numPr>
           <w:ilvl w:val="0"/>
           <w:numId w:val="1021"/>
         </w:numPr>
-        <w:pStyle w:val="Compact"/>
       </w:pPr>
       <w:r>
         <w:t xml:space="preserve">Bestimme die Zahl, mit welcher du den Bruch erweitern musst, indem du den Hauptnenner durch den Nenner des Bruches dividierst.</w:t>
@@ -3963,11 +3873,11 @@
     </w:p>
     <w:p>
       <w:pPr>
+        <w:pStyle w:val="Compact"/>
         <w:numPr>
           <w:ilvl w:val="0"/>
           <w:numId w:val="1021"/>
         </w:numPr>
-        <w:pStyle w:val="Compact"/>
       </w:pPr>
       <w:r>
         <w:t xml:space="preserve">Erweitere die Brüche.</w:t>
@@ -3975,11 +3885,11 @@
     </w:p>
     <w:p>
       <w:pPr>
+        <w:pStyle w:val="Compact"/>
         <w:numPr>
           <w:ilvl w:val="0"/>
           <w:numId w:val="1021"/>
         </w:numPr>
-        <w:pStyle w:val="Compact"/>
       </w:pPr>
       <w:r>
         <w:t xml:space="preserve">Subtrahiere die Zähler und behalte den Hauptnenner bei.</w:t>
@@ -3987,11 +3897,11 @@
     </w:p>
     <w:p>
       <w:pPr>
+        <w:pStyle w:val="Compact"/>
         <w:numPr>
           <w:ilvl w:val="0"/>
           <w:numId w:val="1021"/>
         </w:numPr>
-        <w:pStyle w:val="Compact"/>
       </w:pPr>
       <w:r>
         <w:t xml:space="preserve">Kürze, wenn möglich.</w:t>
@@ -4244,11 +4154,11 @@
     </w:p>
     <w:p>
       <w:pPr>
+        <w:pStyle w:val="Compact"/>
         <w:numPr>
           <w:ilvl w:val="0"/>
           <w:numId w:val="1022"/>
         </w:numPr>
-        <w:pStyle w:val="Compact"/>
       </w:pPr>
       <w:r>
         <w:t xml:space="preserve">Repetition, was ist ein Bruch?</w:t>
@@ -4256,11 +4166,11 @@
     </w:p>
     <w:p>
       <w:pPr>
+        <w:pStyle w:val="Compact"/>
         <w:numPr>
           <w:ilvl w:val="0"/>
           <w:numId w:val="1022"/>
         </w:numPr>
-        <w:pStyle w:val="Compact"/>
       </w:pPr>
       <w:r>
         <w:t xml:space="preserve">Wert (Grösse) eines Bruches</w:t>
@@ -4268,11 +4178,11 @@
     </w:p>
     <w:p>
       <w:pPr>
+        <w:pStyle w:val="Compact"/>
         <w:numPr>
           <w:ilvl w:val="0"/>
           <w:numId w:val="1022"/>
         </w:numPr>
-        <w:pStyle w:val="Compact"/>
       </w:pPr>
       <w:r>
         <w:t xml:space="preserve">Brüche kürzen und erweitern</w:t>
@@ -4280,11 +4190,11 @@
     </w:p>
     <w:p>
       <w:pPr>
+        <w:pStyle w:val="Compact"/>
         <w:numPr>
           <w:ilvl w:val="0"/>
           <w:numId w:val="1022"/>
         </w:numPr>
-        <w:pStyle w:val="Compact"/>
       </w:pPr>
       <w:r>
         <w:t xml:space="preserve">Brüche addieren und subtrahieren</w:t>
@@ -4299,8 +4209,8 @@
       </w:r>
       <w:r>
         <w:rPr>
+          <w:i/>
           <w:iCs/>
-          <w:i/>
         </w:rPr>
         <w:t xml:space="preserve">innen ist. Die Schüler</w:t>
       </w:r>
@@ -4318,11 +4228,11 @@
     </w:p>
     <w:p>
       <w:pPr>
+        <w:pStyle w:val="Compact"/>
         <w:numPr>
           <w:ilvl w:val="0"/>
           <w:numId w:val="1023"/>
         </w:numPr>
-        <w:pStyle w:val="Compact"/>
       </w:pPr>
       <w:r>
         <w:t xml:space="preserve">Ich weiss, dass jeder Bruch einen bestimmten Wert besitzt und dieser in einer Dezimalzahl darstellbar ist.</w:t>
@@ -4330,11 +4240,11 @@
     </w:p>
     <w:p>
       <w:pPr>
+        <w:pStyle w:val="Compact"/>
         <w:numPr>
           <w:ilvl w:val="0"/>
           <w:numId w:val="1023"/>
         </w:numPr>
-        <w:pStyle w:val="Compact"/>
       </w:pPr>
       <w:r>
         <w:t xml:space="preserve">Ich kann Brüche auf dem Zahlenstrahl einordnen.</w:t>
@@ -4342,11 +4252,11 @@
     </w:p>
     <w:p>
       <w:pPr>
+        <w:pStyle w:val="Compact"/>
         <w:numPr>
           <w:ilvl w:val="0"/>
           <w:numId w:val="1023"/>
         </w:numPr>
-        <w:pStyle w:val="Compact"/>
       </w:pPr>
       <w:r>
         <w:t xml:space="preserve">Ich kann Brüche kürzen und erweitern.</w:t>
@@ -4354,11 +4264,11 @@
     </w:p>
     <w:p>
       <w:pPr>
+        <w:pStyle w:val="Compact"/>
         <w:numPr>
           <w:ilvl w:val="0"/>
           <w:numId w:val="1023"/>
         </w:numPr>
-        <w:pStyle w:val="Compact"/>
       </w:pPr>
       <w:r>
         <w:t xml:space="preserve">Ich kann Brüche addieren und subtrahieren.</w:t>
@@ -4405,15 +4315,15 @@
       </w:r>
       <w:r>
         <w:rPr>
+          <w:i/>
           <w:iCs/>
-          <w:i/>
         </w:rPr>
         <w:t xml:space="preserve">innen. Die Übungsaufgaben sind folgendermassen gekennzeichnet: g: grundlegend, e: erweitert,</w:t>
       </w:r>
       <w:r>
         <w:rPr>
+          <w:i/>
           <w:iCs/>
-          <w:i/>
         </w:rPr>
         <w:t xml:space="preserve"> </w:t>
       </w:r>
@@ -4422,8 +4332,8 @@
       </w:r>
       <w:r>
         <w:rPr>
+          <w:i/>
           <w:iCs/>
-          <w:i/>
         </w:rPr>
         <w:t xml:space="preserve">innen auf der jeweiligen Stufe Schwierigkeiten bekunden, empfiehlt es sich zusätzlich weitere Aufgaben mit ähnlichem Schwierigkeitsgrad zu lösen. Das Gleiches gilt für leistungsstärkere Schüler</w:t>
       </w:r>
@@ -4450,8 +4360,8 @@
       </w:r>
       <w:r>
         <w:rPr>
+          <w:i/>
           <w:iCs/>
-          <w:i/>
         </w:rPr>
         <w:t xml:space="preserve">innen zu zeigen, wofür das Bruchrechnen wichtig ist, kann man eine anspruchsvolle alltagsbezogene Aufgabe stellen. Wenn der Alltagsbezug geschickt die Interessen der Schüler</w:t>
       </w:r>
@@ -4469,11 +4379,11 @@
     </w:p>
     <w:p>
       <w:pPr>
+        <w:pStyle w:val="Compact"/>
         <w:numPr>
           <w:ilvl w:val="0"/>
           <w:numId w:val="1024"/>
         </w:numPr>
-        <w:pStyle w:val="Compact"/>
       </w:pPr>
       <w:r>
         <w:t xml:space="preserve">Wie viel Saft hast du insgesamt?</w:t>
@@ -4481,11 +4391,11 @@
     </w:p>
     <w:p>
       <w:pPr>
+        <w:pStyle w:val="Compact"/>
         <w:numPr>
           <w:ilvl w:val="0"/>
           <w:numId w:val="1024"/>
         </w:numPr>
-        <w:pStyle w:val="Compact"/>
       </w:pPr>
       <w:r>
         <w:t xml:space="preserve">Du trinkst nur 3/4 von dem Saft. Wieviel hast du noch übrig?</w:t>
@@ -4500,8 +4410,8 @@
       </w:r>
       <w:r>
         <w:rPr>
+          <w:i/>
           <w:iCs/>
-          <w:i/>
         </w:rPr>
         <w:t xml:space="preserve">innen vorerst kurz versuchen zu lösen. Anschliessend folgt eine Besprechung im Klassenverband, um die Lösungsvorschläge der Schüler</w:t>
       </w:r>
@@ -4510,8 +4420,8 @@
       </w:r>
       <w:r>
         <w:rPr>
+          <w:i/>
           <w:iCs/>
-          <w:i/>
         </w:rPr>
         <w:t xml:space="preserve">innen bereits die Aufgabe lösen, sondern die Lehrperson kann daraus schliessen, wieviel Wissen die Schüler</w:t>
       </w:r>
@@ -4554,8 +4464,8 @@
       </w:r>
       <w:r>
         <w:rPr>
+          <w:i/>
           <w:iCs/>
-          <w:i/>
         </w:rPr>
         <w:t xml:space="preserve">innen Brüche und Dezimalzahlen einordnen. Entweder gibt man die Brüche und Dezimalzahlen vor oder die Schüler</w:t>
       </w:r>
@@ -4564,8 +4474,8 @@
       </w:r>
       <w:r>
         <w:rPr>
+          <w:i/>
           <w:iCs/>
-          <w:i/>
         </w:rPr>
         <w:t xml:space="preserve">innen den Zusammenhang zwischen Bruch und Dezimalzahl. Nach dem Einordnen wird der Zahlenstrahl zusammen im Klassenverband korrigiert. Dabei sollen die Schüler</w:t>
       </w:r>
@@ -4609,8 +4519,8 @@
       </w:r>
       <w:r>
         <w:rPr>
+          <w:i/>
           <w:iCs/>
-          <w:i/>
         </w:rPr>
         <w:t xml:space="preserve">innen mitteilen, dass das Kürzen und Erweitern der Brüche ein bedeutender Punkt ist, welcher bei der Addition und Subtraktion zentral wird (Sinnvermittlung). Daraufhin notiert die Lehrperson einen Bruch mit grossem Zähler und grossem Nenner, beispielsweise 24/48, an die Wandtafel. Sie fragt die Klasse nach dem Wert dieses Bruches, sprich, welche Dezimalzahl diesen Bruch darstellt. Da dies ein einfacher Bruch ist, ist die Wahrscheinlichkeit sehr gross, dass jemand die Antwort weiss. Anschliessend fragt die Lehrperson die Klasse, ob sie noch weitere Brüche kennen mit dem Wert 0,5. Anhand den genannten Brüchen kann die Lehrperson das Kürzen, wie in der Lernumgebung dargestellt, vorzeigen. Nachfolgend können zwei weitere Beispiele im Klassenverband gelöst werden, bevor die Schüler</w:t>
       </w:r>
@@ -4637,8 +4547,8 @@
       </w:r>
       <w:r>
         <w:rPr>
+          <w:i/>
           <w:iCs/>
-          <w:i/>
         </w:rPr>
         <w:t xml:space="preserve">innen gemeinsam an der Wandtafel gemacht werden. Dadurch wird den Schüler</w:t>
       </w:r>
@@ -4647,8 +4557,8 @@
       </w:r>
       <w:r>
         <w:rPr>
+          <w:i/>
           <w:iCs/>
-          <w:i/>
         </w:rPr>
         <w:t xml:space="preserve">innen, wenn gleichaltrige Themen vermitteln oder sie sind zumindest aufmerksamer. Schliesslich lesen die Schüler</w:t>
       </w:r>
@@ -4685,8 +4595,8 @@
       </w:r>
       <w:r>
         <w:rPr>
+          <w:i/>
           <w:iCs/>
-          <w:i/>
         </w:rPr>
         <w:t xml:space="preserve">innen den Theorieblock in der Lernumgebung aufmerksam durch. Danach zeigt die Lehrperson an der Wandtafel, wie das Lösen einer Addition mit dem Rechteckmodell funktioniert. In zwei weiteren Beispielen sollen bereits wieder Schüler</w:t>
       </w:r>
@@ -4732,8 +4642,8 @@
       </w:r>
       <w:r>
         <w:rPr>
+          <w:i/>
           <w:iCs/>
-          <w:i/>
         </w:rPr>
         <w:t xml:space="preserve">innen das Operieren mit Brüchen. Bereits nach dieser oder nach beiden Lernumgebungen kann das Gelernte ausserhalb von Lernsituationen angewendet werden. Eine Möglichkeit in der Mathematik ist das Lösen von Fermi-Fragen. Von Vorteile wäre natürlich wenn die Schüler</w:t>
       </w:r>
@@ -4811,8 +4721,8 @@
       </w:r>
       <w:r>
         <w:rPr>
+          <w:i/>
           <w:iCs/>
-          <w:i/>
         </w:rPr>
         <w:t xml:space="preserve">innen zu wecken. Gleichzeitig wird ihnen das Unterrichtsthema vorgestellt. Darüber hinaus kann der Einstieg genutzt werden, um die Aufmerksamkeit der Schüler</w:t>
       </w:r>
@@ -4858,9 +4768,8 @@
       <w:tblPr>
         <w:tblStyle w:val="Table"/>
         <w:tblW w:type="pct" w:w="5000"/>
+        <w:tblLayout w:type="fixed"/>
         <w:tblLook w:firstRow="1" w:lastRow="0" w:firstColumn="0" w:lastColumn="0" w:noHBand="0" w:noVBand="0" w:val="0020"/>
-        <w:jc w:val="start"/>
-        <w:tblLayout w:type="fixed"/>
       </w:tblPr>
       <w:tblGrid>
         <w:gridCol w:w="1577"/>
@@ -4868,19 +4777,18 @@
       </w:tblGrid>
       <w:tr>
         <w:trPr>
-          <w:tblHeader w:val="true"/>
+          <w:tblHeader w:val="on"/>
         </w:trPr>
         <w:tc>
           <w:tcPr/>
           <w:p>
             <w:pPr>
               <w:pStyle w:val="Compact"/>
-              <w:jc w:val="left"/>
             </w:pPr>
             <w:r>
               <w:rPr>
+                <w:b/>
                 <w:bCs/>
-                <w:b/>
               </w:rPr>
               <w:t xml:space="preserve">Schritt</w:t>
             </w:r>
@@ -4891,12 +4799,11 @@
           <w:p>
             <w:pPr>
               <w:pStyle w:val="Compact"/>
-              <w:jc w:val="left"/>
             </w:pPr>
             <w:r>
               <w:rPr>
+                <w:b/>
                 <w:bCs/>
-                <w:b/>
               </w:rPr>
               <w:t xml:space="preserve">Beschreibung</w:t>
             </w:r>
@@ -4909,12 +4816,11 @@
           <w:p>
             <w:pPr>
               <w:pStyle w:val="Compact"/>
-              <w:jc w:val="left"/>
             </w:pPr>
             <w:r>
               <w:rPr>
+                <w:b/>
                 <w:bCs/>
-                <w:b/>
               </w:rPr>
               <w:t xml:space="preserve">Problemlösendes Aufbauen einer Struktur</w:t>
             </w:r>
@@ -4925,15 +4831,14 @@
           <w:p>
             <w:pPr>
               <w:pStyle w:val="Compact"/>
-              <w:jc w:val="left"/>
             </w:pPr>
             <w:r>
               <w:t xml:space="preserve">Wenn das Lernen neuer Inhalte von lebendig empfundenen Problemen ausgeht, kann dadurch das Interesse der Schüler</w:t>
             </w:r>
             <w:r>
               <w:rPr>
+                <w:i/>
                 <w:iCs/>
-                <w:i/>
               </w:rPr>
               <w:t xml:space="preserve">innen geweckt werden. Neue Inhalte werden problemlösend und fragend, entwickelnd gelernt. Gemeinsam mit den Schüler</w:t>
             </w:r>
@@ -4949,12 +4854,11 @@
           <w:p>
             <w:pPr>
               <w:pStyle w:val="Compact"/>
-              <w:jc w:val="left"/>
             </w:pPr>
             <w:r>
               <w:rPr>
+                <w:b/>
                 <w:bCs/>
-                <w:b/>
               </w:rPr>
               <w:t xml:space="preserve">Durcharbeiten einer Struktur</w:t>
             </w:r>
@@ -4965,7 +4869,6 @@
           <w:p>
             <w:pPr>
               <w:pStyle w:val="Compact"/>
-              <w:jc w:val="left"/>
             </w:pPr>
             <w:r>
               <w:t xml:space="preserve">Die neuen Inhalte werden in neue Zusammenhänge gebracht, um eine andere Sicht auf dieselbe Sache zu ermöglichen.</w:t>
@@ -4979,12 +4882,11 @@
           <w:p>
             <w:pPr>
               <w:pStyle w:val="Compact"/>
-              <w:jc w:val="left"/>
             </w:pPr>
             <w:r>
               <w:rPr>
+                <w:b/>
                 <w:bCs/>
-                <w:b/>
               </w:rPr>
               <w:t xml:space="preserve">Üben und Wiederholen</w:t>
             </w:r>
@@ -4995,7 +4897,6 @@
           <w:p>
             <w:pPr>
               <w:pStyle w:val="Compact"/>
-              <w:jc w:val="left"/>
             </w:pPr>
             <w:r>
               <w:t xml:space="preserve">Ziel ist Sicherheit. Üben ist ein zentraler Lernschritt, der oft vergessen wird. Dem Vergessen wird nur durch Üben entgegengesetzt.</w:t>
@@ -5009,12 +4910,11 @@
           <w:p>
             <w:pPr>
               <w:pStyle w:val="Compact"/>
-              <w:jc w:val="left"/>
             </w:pPr>
             <w:r>
               <w:rPr>
+                <w:b/>
                 <w:bCs/>
-                <w:b/>
               </w:rPr>
               <w:t xml:space="preserve">Anwenden der Struktur in neuen Problemsituationen</w:t>
             </w:r>
@@ -5025,7 +4925,6 @@
           <w:p>
             <w:pPr>
               <w:pStyle w:val="Compact"/>
-              <w:jc w:val="left"/>
             </w:pPr>
             <w:r>
               <w:t xml:space="preserve">Schüler*innen können die neu erworbenen Inhalte in neuen Situationen anwenden. Dadurch wird eine Verbindung zwischen Lernen und Leben hergestellt. Gesicherte Lerninhalte werden auf reale Lebenssituationen angewendet und geprüft.</w:t>
@@ -5043,8 +4942,8 @@
       </w:r>
       <w:r>
         <w:rPr>
+          <w:i/>
           <w:iCs/>
-          <w:i/>
         </w:rPr>
         <w:t xml:space="preserve">innen eine anspruchsvolle alltagsbezogene Aufgabe gestellt. Inwieweit dies ein lebendig empfundenes Problem darstellt, ist sehr abhängig von den Interessen der Schüler</w:t>
       </w:r>
@@ -5053,8 +4952,8 @@
       </w:r>
       <w:r>
         <w:rPr>
+          <w:i/>
           <w:iCs/>
-          <w:i/>
         </w:rPr>
         <w:t xml:space="preserve">innen kennt, desto besser kann sie eine alltagsbezogene Aufgabe formulieren, welche möglichst viele Schüler</w:t>
       </w:r>
@@ -5186,8 +5085,8 @@
       </w:r>
       <w:r>
         <w:rPr>
+          <w:i/>
           <w:iCs/>
-          <w:i/>
         </w:rPr>
         <w:t xml:space="preserve">innen lernen aus Freude an der Tätigkeit selbst oder aufgrund des Interessens am Inhalt. Extrinsische Motivation meint die Verhaltenssteuerung durch äussere Anreize wie Belohnungen, Bestrafungen, gute Noten oder Anerkennung. Für die Schüler</w:t>
       </w:r>
@@ -5220,8 +5119,8 @@
       </w:r>
       <w:r>
         <w:rPr>
+          <w:i/>
           <w:iCs/>
-          <w:i/>
         </w:rPr>
         <w:t xml:space="preserve">innen lernen aus eigenem Antrieb. Sie brauchen keinen äusseren Anreize. Schüler</w:t>
       </w:r>
@@ -5282,8 +5181,8 @@
       </w:r>
       <w:r>
         <w:rPr>
+          <w:i/>
           <w:iCs/>
-          <w:i/>
         </w:rPr>
         <w:t xml:space="preserve">innen durch ihre Aufgabenstellung herausfordern. Eine optimale Passung der Anforderungen mit den jeweiligen individuellen Kompetenzen der Schüler</w:t>
       </w:r>
@@ -5301,19 +5200,19 @@
     </w:p>
     <w:p>
       <w:pPr>
+        <w:pStyle w:val="Compact"/>
         <w:numPr>
           <w:ilvl w:val="0"/>
           <w:numId w:val="1025"/>
         </w:numPr>
-        <w:pStyle w:val="Compact"/>
       </w:pPr>
       <w:r>
         <w:t xml:space="preserve">Autonomie: Wahlmöglichkeiten und Mitbestimmung der Schüler</w:t>
       </w:r>
       <w:r>
         <w:rPr>
+          <w:i/>
           <w:iCs/>
-          <w:i/>
         </w:rPr>
         <w:t xml:space="preserve">innen. In manchen Aufgaben können die Schüler</w:t>
       </w:r>
@@ -5323,11 +5222,11 @@
     </w:p>
     <w:p>
       <w:pPr>
+        <w:pStyle w:val="Compact"/>
         <w:numPr>
           <w:ilvl w:val="0"/>
           <w:numId w:val="1025"/>
         </w:numPr>
-        <w:pStyle w:val="Compact"/>
       </w:pPr>
       <w:r>
         <w:t xml:space="preserve">Kompetenzerleben: Lernerfolge ermöglichen und sichtbar machen. Die Schüler*innen lösen zu jedem Thema Aufgaben. Dort erkennen sie, ob sie die erlernten Inhalte anwenden können und verstehen.</w:t>
@@ -5335,11 +5234,11 @@
     </w:p>
     <w:p>
       <w:pPr>
+        <w:pStyle w:val="Compact"/>
         <w:numPr>
           <w:ilvl w:val="0"/>
           <w:numId w:val="1025"/>
         </w:numPr>
-        <w:pStyle w:val="Compact"/>
       </w:pPr>
       <w:r>
         <w:t xml:space="preserve">Soziale Eingebundenheit: Positives Lernklima schaffen. In manchen Situationen erlernen die Schüler*innen die Inhalte in partnersschaftlicher Arbeit oder Gruppen.</w:t>
@@ -5380,13 +5279,7 @@
         <w:t xml:space="preserve"> </w:t>
       </w:r>
       <w:r>
-        <w:t xml:space="preserve">“</w:t>
-      </w:r>
-      <w:r>
-        <w:t xml:space="preserve">what</w:t>
-      </w:r>
-      <w:r>
-        <w:t xml:space="preserve">”</w:t>
+        <w:t xml:space="preserve">“what”</w:t>
       </w:r>
       <w:r>
         <w:t xml:space="preserve"> </w:t>
@@ -5398,13 +5291,7 @@
         <w:t xml:space="preserve"> </w:t>
       </w:r>
       <w:r>
-        <w:t xml:space="preserve">“</w:t>
-      </w:r>
-      <w:r>
-        <w:t xml:space="preserve">why</w:t>
-      </w:r>
-      <w:r>
-        <w:t xml:space="preserve">”</w:t>
+        <w:t xml:space="preserve">“why”</w:t>
       </w:r>
       <w:r>
         <w:t xml:space="preserve"> </w:t>
@@ -5455,14 +5342,14 @@
 <file path=word/numbering.xml><?xml version="1.0" encoding="utf-8"?>
 <w:numbering xmlns:w="http://schemas.openxmlformats.org/wordprocessingml/2006/main">
   <w:abstractNum w:abstractNumId="990">
-    <w:nsid w:val="A990"/>
+    <w:nsid w:val="0000A990"/>
     <w:multiLevelType w:val="multilevel"/>
     <w:lvl w:ilvl="0">
       <w:numFmt w:val="bullet"/>
       <w:lvlText w:val=" "/>
       <w:lvlJc w:val="left"/>
       <w:pPr>
-        <w:ind w:left="720" w:hanging="480"/>
+        <w:ind w:left="720" w:hanging="360"/>
       </w:pPr>
     </w:lvl>
     <w:lvl w:ilvl="1">
@@ -5470,7 +5357,7 @@
       <w:lvlText w:val=" "/>
       <w:lvlJc w:val="left"/>
       <w:pPr>
-        <w:ind w:left="1440" w:hanging="480"/>
+        <w:ind w:left="1440" w:hanging="360"/>
       </w:pPr>
     </w:lvl>
     <w:lvl w:ilvl="2">
@@ -5478,7 +5365,7 @@
       <w:lvlText w:val=" "/>
       <w:lvlJc w:val="left"/>
       <w:pPr>
-        <w:ind w:left="2160" w:hanging="480"/>
+        <w:ind w:left="2160" w:hanging="360"/>
       </w:pPr>
     </w:lvl>
     <w:lvl w:ilvl="3">
@@ -5486,7 +5373,7 @@
       <w:lvlText w:val=" "/>
       <w:lvlJc w:val="left"/>
       <w:pPr>
-        <w:ind w:left="2880" w:hanging="480"/>
+        <w:ind w:left="2880" w:hanging="360"/>
       </w:pPr>
     </w:lvl>
     <w:lvl w:ilvl="4">
@@ -5494,7 +5381,7 @@
       <w:lvlText w:val=" "/>
       <w:lvlJc w:val="left"/>
       <w:pPr>
-        <w:ind w:left="3600" w:hanging="480"/>
+        <w:ind w:left="3600" w:hanging="360"/>
       </w:pPr>
     </w:lvl>
     <w:lvl w:ilvl="5">
@@ -5502,7 +5389,7 @@
       <w:lvlText w:val=" "/>
       <w:lvlJc w:val="left"/>
       <w:pPr>
-        <w:ind w:left="4320" w:hanging="480"/>
+        <w:ind w:left="4320" w:hanging="360"/>
       </w:pPr>
     </w:lvl>
     <w:lvl w:ilvl="6">
@@ -5510,7 +5397,7 @@
       <w:lvlText w:val=" "/>
       <w:lvlJc w:val="left"/>
       <w:pPr>
-        <w:ind w:left="5040" w:hanging="480"/>
+        <w:ind w:left="5040" w:hanging="360"/>
       </w:pPr>
     </w:lvl>
     <w:lvl w:ilvl="7">
@@ -5518,7 +5405,7 @@
       <w:lvlText w:val=" "/>
       <w:lvlJc w:val="left"/>
       <w:pPr>
-        <w:ind w:left="5760" w:hanging="480"/>
+        <w:ind w:left="5760" w:hanging="360"/>
       </w:pPr>
     </w:lvl>
     <w:lvl w:ilvl="8">
@@ -5526,88 +5413,115 @@
       <w:lvlText w:val=" "/>
       <w:lvlJc w:val="left"/>
       <w:pPr>
-        <w:ind w:left="6480" w:hanging="480"/>
+        <w:ind w:left="6480" w:hanging="360"/>
       </w:pPr>
     </w:lvl>
   </w:abstractNum>
   <w:abstractNum w:abstractNumId="991">
-    <w:nsid w:val="A991"/>
+    <w:nsid w:val="0000A991"/>
     <w:multiLevelType w:val="multilevel"/>
     <w:lvl w:ilvl="0">
       <w:numFmt w:val="bullet"/>
-      <w:lvlText w:val="•"/>
+      <w:lvlText w:val=""/>
       <w:lvlJc w:val="left"/>
       <w:pPr>
-        <w:ind w:left="720" w:hanging="480"/>
-      </w:pPr>
+        <w:ind w:left="720" w:hanging="360"/>
+      </w:pPr>
+      <w:rPr>
+        <w:rFonts w:ascii="Symbol" w:hAnsi="Symbol" w:cs="Symbol" w:hint="default"/>
+      </w:rPr>
     </w:lvl>
     <w:lvl w:ilvl="1">
       <w:numFmt w:val="bullet"/>
-      <w:lvlText w:val="–"/>
+      <w:lvlText w:val="o"/>
       <w:lvlJc w:val="left"/>
       <w:pPr>
-        <w:ind w:left="1440" w:hanging="480"/>
-      </w:pPr>
+        <w:ind w:left="1440" w:hanging="360"/>
+      </w:pPr>
+      <w:rPr>
+        <w:rFonts w:ascii="Courier New" w:hAnsi="Courier New" w:cs="Courier New" w:hint="default"/>
+      </w:rPr>
     </w:lvl>
     <w:lvl w:ilvl="2">
       <w:numFmt w:val="bullet"/>
-      <w:lvlText w:val="•"/>
+      <w:lvlText w:val=""/>
       <w:lvlJc w:val="left"/>
       <w:pPr>
-        <w:ind w:left="2160" w:hanging="480"/>
-      </w:pPr>
+        <w:ind w:left="2160" w:hanging="360"/>
+      </w:pPr>
+      <w:rPr>
+        <w:rFonts w:ascii="Wingdings" w:hAnsi="Wingdings" w:cs="Wingdings" w:hint="default"/>
+      </w:rPr>
     </w:lvl>
     <w:lvl w:ilvl="3">
       <w:numFmt w:val="bullet"/>
-      <w:lvlText w:val="–"/>
+      <w:lvlText w:val=""/>
       <w:lvlJc w:val="left"/>
       <w:pPr>
-        <w:ind w:left="2880" w:hanging="480"/>
-      </w:pPr>
+        <w:ind w:left="2880" w:hanging="360"/>
+      </w:pPr>
+      <w:rPr>
+        <w:rFonts w:ascii="Symbol" w:hAnsi="Symbol" w:cs="Symbol" w:hint="default"/>
+      </w:rPr>
     </w:lvl>
     <w:lvl w:ilvl="4">
       <w:numFmt w:val="bullet"/>
-      <w:lvlText w:val="•"/>
+      <w:lvlText w:val="o"/>
       <w:lvlJc w:val="left"/>
       <w:pPr>
-        <w:ind w:left="3600" w:hanging="480"/>
-      </w:pPr>
+        <w:ind w:left="3600" w:hanging="360"/>
+      </w:pPr>
+      <w:rPr>
+        <w:rFonts w:ascii="Courier New" w:hAnsi="Courier New" w:cs="Courier New" w:hint="default"/>
+      </w:rPr>
     </w:lvl>
     <w:lvl w:ilvl="5">
       <w:numFmt w:val="bullet"/>
-      <w:lvlText w:val="–"/>
+      <w:lvlText w:val=""/>
       <w:lvlJc w:val="left"/>
       <w:pPr>
-        <w:ind w:left="4320" w:hanging="480"/>
-      </w:pPr>
+        <w:ind w:left="4320" w:hanging="360"/>
+      </w:pPr>
+      <w:rPr>
+        <w:rFonts w:ascii="Wingdings" w:hAnsi="Wingdings" w:cs="Wingdings" w:hint="default"/>
+      </w:rPr>
     </w:lvl>
     <w:lvl w:ilvl="6">
       <w:numFmt w:val="bullet"/>
-      <w:lvlText w:val="•"/>
+      <w:lvlText w:val=""/>
       <w:lvlJc w:val="left"/>
       <w:pPr>
-        <w:ind w:left="5040" w:hanging="480"/>
-      </w:pPr>
+        <w:ind w:left="5040" w:hanging="360"/>
+      </w:pPr>
+      <w:rPr>
+        <w:rFonts w:ascii="Symbol" w:hAnsi="Symbol" w:cs="Symbol" w:hint="default"/>
+      </w:rPr>
     </w:lvl>
     <w:lvl w:ilvl="7">
       <w:numFmt w:val="bullet"/>
-      <w:lvlText w:val="–"/>
+      <w:lvlText w:val="o"/>
       <w:lvlJc w:val="left"/>
       <w:pPr>
-        <w:ind w:left="5760" w:hanging="480"/>
-      </w:pPr>
+        <w:ind w:left="5760" w:hanging="360"/>
+      </w:pPr>
+      <w:rPr>
+        <w:rFonts w:ascii="Courier New" w:hAnsi="Courier New" w:cs="Courier New" w:hint="default"/>
+      </w:rPr>
     </w:lvl>
     <w:lvl w:ilvl="8">
       <w:numFmt w:val="bullet"/>
-      <w:lvlText w:val="•"/>
+      <w:lvlText w:val=""/>
       <w:lvlJc w:val="left"/>
       <w:pPr>
-        <w:ind w:left="6480" w:hanging="480"/>
-      </w:pPr>
+        <w:ind w:left="6480" w:hanging="360"/>
+      </w:pPr>
+      <w:rPr>
+        <w:rFonts w:ascii="Wingdings" w:hAnsi="Wingdings" w:cs="Wingdings" w:hint="default"/>
+      </w:rPr>
     </w:lvl>
   </w:abstractNum>
   <w:abstractNum w:abstractNumId="99711">
-    <w:nsid w:val="A99711"/>
+    <w:nsid w:val="00A99711"/>
     <w:multiLevelType w:val="multilevel"/>
     <w:lvl w:ilvl="0">
       <w:start w:val="1"/>
@@ -5615,7 +5529,7 @@
       <w:lvlText w:val="%1."/>
       <w:lvlJc w:val="left"/>
       <w:pPr>
-        <w:ind w:left="720" w:hanging="480"/>
+        <w:ind w:left="720" w:hanging="360"/>
       </w:pPr>
     </w:lvl>
     <w:lvl w:ilvl="1">
@@ -5624,7 +5538,7 @@
       <w:lvlText w:val="%2."/>
       <w:lvlJc w:val="left"/>
       <w:pPr>
-        <w:ind w:left="1440" w:hanging="480"/>
+        <w:ind w:left="1440" w:hanging="360"/>
       </w:pPr>
     </w:lvl>
     <w:lvl w:ilvl="2">
@@ -5633,7 +5547,7 @@
       <w:lvlText w:val="%3."/>
       <w:lvlJc w:val="left"/>
       <w:pPr>
-        <w:ind w:left="2160" w:hanging="480"/>
+        <w:ind w:left="2160" w:hanging="360"/>
       </w:pPr>
     </w:lvl>
     <w:lvl w:ilvl="3">
@@ -5642,7 +5556,7 @@
       <w:lvlText w:val="%4."/>
       <w:lvlJc w:val="left"/>
       <w:pPr>
-        <w:ind w:left="2880" w:hanging="480"/>
+        <w:ind w:left="2880" w:hanging="360"/>
       </w:pPr>
     </w:lvl>
     <w:lvl w:ilvl="4">
@@ -5651,7 +5565,7 @@
       <w:lvlText w:val="%5."/>
       <w:lvlJc w:val="left"/>
       <w:pPr>
-        <w:ind w:left="3600" w:hanging="480"/>
+        <w:ind w:left="3600" w:hanging="360"/>
       </w:pPr>
     </w:lvl>
     <w:lvl w:ilvl="5">
@@ -5660,7 +5574,7 @@
       <w:lvlText w:val="%6."/>
       <w:lvlJc w:val="left"/>
       <w:pPr>
-        <w:ind w:left="4320" w:hanging="480"/>
+        <w:ind w:left="4320" w:hanging="360"/>
       </w:pPr>
     </w:lvl>
     <w:lvl w:ilvl="6">
@@ -5669,7 +5583,7 @@
       <w:lvlText w:val="%7."/>
       <w:lvlJc w:val="left"/>
       <w:pPr>
-        <w:ind w:left="5040" w:hanging="480"/>
+        <w:ind w:left="5040" w:hanging="360"/>
       </w:pPr>
     </w:lvl>
     <w:lvl w:ilvl="7">
@@ -5678,7 +5592,7 @@
       <w:lvlText w:val="%8."/>
       <w:lvlJc w:val="left"/>
       <w:pPr>
-        <w:ind w:left="5760" w:hanging="480"/>
+        <w:ind w:left="5760" w:hanging="360"/>
       </w:pPr>
     </w:lvl>
     <w:lvl w:ilvl="8">
@@ -5687,12 +5601,12 @@
       <w:lvlText w:val="%9."/>
       <w:lvlJc w:val="left"/>
       <w:pPr>
-        <w:ind w:left="6480" w:hanging="480"/>
+        <w:ind w:left="6480" w:hanging="360"/>
       </w:pPr>
     </w:lvl>
   </w:abstractNum>
   <w:abstractNum w:abstractNumId="99411">
-    <w:nsid w:val="A99411"/>
+    <w:nsid w:val="00A99411"/>
     <w:multiLevelType w:val="multilevel"/>
     <w:lvl w:ilvl="0">
       <w:start w:val="1"/>
@@ -5700,7 +5614,7 @@
       <w:lvlText w:val="%1."/>
       <w:lvlJc w:val="left"/>
       <w:pPr>
-        <w:ind w:left="720" w:hanging="480"/>
+        <w:ind w:left="720" w:hanging="360"/>
       </w:pPr>
     </w:lvl>
     <w:lvl w:ilvl="1">
@@ -5709,7 +5623,7 @@
       <w:lvlText w:val="%2."/>
       <w:lvlJc w:val="left"/>
       <w:pPr>
-        <w:ind w:left="1440" w:hanging="480"/>
+        <w:ind w:left="1440" w:hanging="360"/>
       </w:pPr>
     </w:lvl>
     <w:lvl w:ilvl="2">
@@ -5718,7 +5632,7 @@
       <w:lvlText w:val="%3."/>
       <w:lvlJc w:val="left"/>
       <w:pPr>
-        <w:ind w:left="2160" w:hanging="480"/>
+        <w:ind w:left="2160" w:hanging="360"/>
       </w:pPr>
     </w:lvl>
     <w:lvl w:ilvl="3">
@@ -5727,7 +5641,7 @@
       <w:lvlText w:val="%4."/>
       <w:lvlJc w:val="left"/>
       <w:pPr>
-        <w:ind w:left="2880" w:hanging="480"/>
+        <w:ind w:left="2880" w:hanging="360"/>
       </w:pPr>
     </w:lvl>
     <w:lvl w:ilvl="4">
@@ -5736,7 +5650,7 @@
       <w:lvlText w:val="%5."/>
       <w:lvlJc w:val="left"/>
       <w:pPr>
-        <w:ind w:left="3600" w:hanging="480"/>
+        <w:ind w:left="3600" w:hanging="360"/>
       </w:pPr>
     </w:lvl>
     <w:lvl w:ilvl="5">
@@ -5745,7 +5659,7 @@
       <w:lvlText w:val="%6."/>
       <w:lvlJc w:val="left"/>
       <w:pPr>
-        <w:ind w:left="4320" w:hanging="480"/>
+        <w:ind w:left="4320" w:hanging="360"/>
       </w:pPr>
     </w:lvl>
     <w:lvl w:ilvl="6">
@@ -5754,7 +5668,7 @@
       <w:lvlText w:val="%7."/>
       <w:lvlJc w:val="left"/>
       <w:pPr>
-        <w:ind w:left="5040" w:hanging="480"/>
+        <w:ind w:left="5040" w:hanging="360"/>
       </w:pPr>
     </w:lvl>
     <w:lvl w:ilvl="7">
@@ -5763,7 +5677,7 @@
       <w:lvlText w:val="%8."/>
       <w:lvlJc w:val="left"/>
       <w:pPr>
-        <w:ind w:left="5760" w:hanging="480"/>
+        <w:ind w:left="5760" w:hanging="360"/>
       </w:pPr>
     </w:lvl>
     <w:lvl w:ilvl="8">
@@ -5772,7 +5686,7 @@
       <w:lvlText w:val="%9."/>
       <w:lvlJc w:val="left"/>
       <w:pPr>
-        <w:ind w:left="6480" w:hanging="480"/>
+        <w:ind w:left="6480" w:hanging="360"/>
       </w:pPr>
     </w:lvl>
   </w:abstractNum>
@@ -6045,10 +5959,10 @@
     <w:name w:val="Body Text"/>
     <w:basedOn w:val="Normal"/>
     <w:link w:val="BodyTextChar"/>
+    <w:qFormat/>
     <w:pPr>
       <w:spacing w:after="180" w:before="180"/>
     </w:pPr>
-    <w:qFormat/>
   </w:style>
   <w:style w:customStyle="1" w:styleId="FirstParagraph" w:type="paragraph">
     <w:name w:val="First Paragraph"/>
@@ -6068,36 +5982,69 @@
     <w:name w:val="Title"/>
     <w:basedOn w:val="Normal"/>
     <w:next w:val="BodyText"/>
+    <w:link w:val="TitleChar"/>
+    <w:uiPriority w:val="10"/>
     <w:qFormat/>
+    <w:rsid w:val="00A10FD9"/>
     <w:pPr>
-      <w:keepNext/>
-      <w:keepLines/>
-      <w:spacing w:after="240" w:before="480"/>
+      <w:spacing w:after="80" w:line="240" w:lineRule="auto"/>
+      <w:contextualSpacing/>
       <w:jc w:val="center"/>
     </w:pPr>
     <w:rPr>
       <w:rFonts w:asciiTheme="majorHAnsi" w:cstheme="majorBidi" w:eastAsiaTheme="majorEastAsia" w:hAnsiTheme="majorHAnsi"/>
-      <w:b/>
-      <w:bCs/>
-      <w:color w:themeColor="accent1" w:themeShade="B5" w:val="345A8A"/>
-      <w:sz w:val="36"/>
-      <w:szCs w:val="36"/>
+      <w:spacing w:val="-10"/>
+      <w:kern w:val="28"/>
+      <w:sz w:val="56"/>
+      <w:szCs w:val="56"/>
+    </w:rPr>
+  </w:style>
+  <w:style w:customStyle="1" w:styleId="TitleChar" w:type="character">
+    <w:name w:val="Title Char"/>
+    <w:basedOn w:val="DefaultParagraphFont"/>
+    <w:link w:val="Title"/>
+    <w:uiPriority w:val="10"/>
+    <w:rsid w:val="00A10FD9"/>
+    <w:rPr>
+      <w:rFonts w:asciiTheme="majorHAnsi" w:cstheme="majorBidi" w:eastAsiaTheme="majorEastAsia" w:hAnsiTheme="majorHAnsi"/>
+      <w:spacing w:val="-10"/>
+      <w:kern w:val="28"/>
+      <w:sz w:val="56"/>
+      <w:szCs w:val="56"/>
     </w:rPr>
   </w:style>
   <w:style w:styleId="Subtitle" w:type="paragraph">
     <w:name w:val="Subtitle"/>
     <w:basedOn w:val="Title"/>
     <w:next w:val="BodyText"/>
+    <w:link w:val="SubtitleChar"/>
+    <w:uiPriority w:val="11"/>
     <w:qFormat/>
+    <w:rsid w:val="00A10FD9"/>
     <w:pPr>
-      <w:keepNext/>
-      <w:keepLines/>
-      <w:spacing w:after="240" w:before="240"/>
-      <w:jc w:val="center"/>
+      <w:numPr>
+        <w:ilvl w:val="1"/>
+      </w:numPr>
     </w:pPr>
     <w:rPr>
-      <w:sz w:val="30"/>
-      <w:szCs w:val="30"/>
+      <w:rFonts w:cstheme="majorBidi" w:eastAsiaTheme="majorEastAsia"/>
+      <w:spacing w:val="15"/>
+      <w:sz w:val="28"/>
+      <w:szCs w:val="28"/>
+    </w:rPr>
+  </w:style>
+  <w:style w:customStyle="1" w:styleId="SubtitleChar" w:type="character">
+    <w:name w:val="Subtitle Char"/>
+    <w:basedOn w:val="DefaultParagraphFont"/>
+    <w:link w:val="Subtitle"/>
+    <w:uiPriority w:val="11"/>
+    <w:rsid w:val="00A10FD9"/>
+    <w:rPr>
+      <w:rFonts w:cstheme="majorBidi" w:eastAsiaTheme="majorEastAsia"/>
+      <w:color w:themeColor="text1" w:themeTint="A6" w:val="595959"/>
+      <w:spacing w:val="15"/>
+      <w:sz w:val="28"/>
+      <w:szCs w:val="28"/>
     </w:rPr>
   </w:style>
   <w:style w:customStyle="1" w:styleId="Author" w:type="paragraph">
@@ -6128,15 +6075,13 @@
     <w:pPr>
       <w:keepNext/>
       <w:keepLines/>
+      <w:spacing w:after="0" w:before="300"/>
       <w:jc w:val="center"/>
-      <w:spacing w:after="0" w:before="300"/>
     </w:pPr>
     <w:rPr>
+      <w:b/>
       <w:sz w:val="20"/>
       <w:szCs w:val="20"/>
-      <w:b/>
-      <w:color w:val="345A8A"/>
-      &gt;
     </w:rPr>
   </w:style>
   <w:style w:customStyle="1" w:styleId="Abstract" w:type="paragraph">
@@ -6163,191 +6108,321 @@
     <w:rPr/>
   </w:style>
   <w:style w:styleId="Heading1" w:type="paragraph">
-    <w:name w:val="Heading 1"/>
+    <w:name w:val="heading 1"/>
     <w:basedOn w:val="Normal"/>
     <w:next w:val="BodyText"/>
+    <w:link w:val="Heading1Char"/>
     <w:uiPriority w:val="9"/>
     <w:qFormat/>
+    <w:rsid w:val="00A10FD9"/>
     <w:pPr>
       <w:keepNext/>
       <w:keepLines/>
-      <w:spacing w:after="0" w:before="480"/>
+      <w:spacing w:after="80" w:before="360"/>
       <w:outlineLvl w:val="0"/>
     </w:pPr>
     <w:rPr>
       <w:rFonts w:asciiTheme="majorHAnsi" w:cstheme="majorBidi" w:eastAsiaTheme="majorEastAsia" w:hAnsiTheme="majorHAnsi"/>
-      <w:b/>
-      <w:bCs/>
-      <w:color w:themeColor="accent1" w:val="4F81BD"/>
-      <w:sz w:val="32"/>
-      <w:szCs w:val="32"/>
+      <w:color w:themeColor="accent1" w:themeShade="BF" w:val="0F4761"/>
+      <w:sz w:val="40"/>
+      <w:szCs w:val="40"/>
     </w:rPr>
   </w:style>
   <w:style w:styleId="Heading2" w:type="paragraph">
-    <w:name w:val="Heading 2"/>
+    <w:name w:val="heading 2"/>
     <w:basedOn w:val="Normal"/>
     <w:next w:val="BodyText"/>
+    <w:link w:val="Heading2Char"/>
     <w:uiPriority w:val="9"/>
+    <w:semiHidden/>
     <w:unhideWhenUsed/>
     <w:qFormat/>
+    <w:rsid w:val="00A10FD9"/>
     <w:pPr>
       <w:keepNext/>
       <w:keepLines/>
-      <w:spacing w:after="0" w:before="200"/>
+      <w:spacing w:after="80" w:before="160"/>
       <w:outlineLvl w:val="1"/>
     </w:pPr>
     <w:rPr>
       <w:rFonts w:asciiTheme="majorHAnsi" w:cstheme="majorBidi" w:eastAsiaTheme="majorEastAsia" w:hAnsiTheme="majorHAnsi"/>
-      <w:b/>
-      <w:bCs/>
-      <w:color w:themeColor="accent1" w:val="4F81BD"/>
+      <w:color w:themeColor="accent1" w:themeShade="BF" w:val="0F4761"/>
+      <w:sz w:val="32"/>
+      <w:szCs w:val="32"/>
+    </w:rPr>
+  </w:style>
+  <w:style w:styleId="Heading3" w:type="paragraph">
+    <w:name w:val="heading 3"/>
+    <w:basedOn w:val="Normal"/>
+    <w:next w:val="BodyText"/>
+    <w:link w:val="Heading3Char"/>
+    <w:uiPriority w:val="9"/>
+    <w:semiHidden/>
+    <w:unhideWhenUsed/>
+    <w:qFormat/>
+    <w:rsid w:val="00A10FD9"/>
+    <w:pPr>
+      <w:keepNext/>
+      <w:keepLines/>
+      <w:spacing w:after="80" w:before="160"/>
+      <w:outlineLvl w:val="2"/>
+    </w:pPr>
+    <w:rPr>
+      <w:rFonts w:cstheme="majorBidi" w:eastAsiaTheme="majorEastAsia"/>
+      <w:color w:themeColor="accent1" w:themeShade="BF" w:val="0F4761"/>
       <w:sz w:val="28"/>
       <w:szCs w:val="28"/>
     </w:rPr>
   </w:style>
-  <w:style w:styleId="Heading3" w:type="paragraph">
-    <w:name w:val="Heading 3"/>
+  <w:style w:styleId="Heading4" w:type="paragraph">
+    <w:name w:val="heading 4"/>
     <w:basedOn w:val="Normal"/>
     <w:next w:val="BodyText"/>
+    <w:link w:val="Heading4Char"/>
     <w:uiPriority w:val="9"/>
+    <w:semiHidden/>
     <w:unhideWhenUsed/>
     <w:qFormat/>
+    <w:rsid w:val="00A10FD9"/>
     <w:pPr>
       <w:keepNext/>
       <w:keepLines/>
-      <w:spacing w:after="0" w:before="200"/>
-      <w:outlineLvl w:val="2"/>
+      <w:spacing w:after="40" w:before="80"/>
+      <w:outlineLvl w:val="3"/>
     </w:pPr>
     <w:rPr>
-      <w:rFonts w:asciiTheme="majorHAnsi" w:cstheme="majorBidi" w:eastAsiaTheme="majorEastAsia" w:hAnsiTheme="majorHAnsi"/>
-      <w:b/>
-      <w:bCs/>
-      <w:color w:themeColor="accent1" w:val="4F81BD"/>
-      <w:sz w:val="24"/>
-      <w:szCs w:val="24"/>
+      <w:rFonts w:cstheme="majorBidi" w:eastAsiaTheme="majorEastAsia"/>
+      <w:i/>
+      <w:iCs/>
+      <w:color w:themeColor="accent1" w:themeShade="BF" w:val="0F4761"/>
     </w:rPr>
   </w:style>
-  <w:style w:styleId="Heading4" w:type="paragraph">
-    <w:name w:val="Heading 4"/>
+  <w:style w:styleId="Heading5" w:type="paragraph">
+    <w:name w:val="heading 5"/>
     <w:basedOn w:val="Normal"/>
     <w:next w:val="BodyText"/>
+    <w:link w:val="Heading5Char"/>
     <w:uiPriority w:val="9"/>
+    <w:semiHidden/>
     <w:unhideWhenUsed/>
     <w:qFormat/>
+    <w:rsid w:val="00A10FD9"/>
     <w:pPr>
       <w:keepNext/>
       <w:keepLines/>
-      <w:spacing w:after="0" w:before="200"/>
-      <w:outlineLvl w:val="3"/>
+      <w:spacing w:after="40" w:before="80"/>
+      <w:outlineLvl w:val="4"/>
     </w:pPr>
     <w:rPr>
-      <w:rFonts w:asciiTheme="majorHAnsi" w:cstheme="majorBidi" w:eastAsiaTheme="majorEastAsia" w:hAnsiTheme="majorHAnsi"/>
-      <w:i/>
-      <w:bCs/>
-      <w:color w:themeColor="accent1" w:val="4F81BD"/>
-      <w:sz w:val="24"/>
-      <w:szCs w:val="24"/>
+      <w:rFonts w:cstheme="majorBidi" w:eastAsiaTheme="majorEastAsia"/>
+      <w:color w:themeColor="accent1" w:themeShade="BF" w:val="0F4761"/>
     </w:rPr>
   </w:style>
-  <w:style w:styleId="Heading5" w:type="paragraph">
-    <w:name w:val="Heading 5"/>
+  <w:style w:styleId="Heading6" w:type="paragraph">
+    <w:name w:val="heading 6"/>
     <w:basedOn w:val="Normal"/>
     <w:next w:val="BodyText"/>
+    <w:link w:val="Heading6Char"/>
     <w:uiPriority w:val="9"/>
+    <w:semiHidden/>
     <w:unhideWhenUsed/>
     <w:qFormat/>
+    <w:rsid w:val="00A10FD9"/>
     <w:pPr>
       <w:keepNext/>
       <w:keepLines/>
-      <w:spacing w:after="0" w:before="200"/>
-      <w:outlineLvl w:val="4"/>
+      <w:spacing w:after="0" w:before="40"/>
+      <w:outlineLvl w:val="5"/>
     </w:pPr>
     <w:rPr>
-      <w:rFonts w:asciiTheme="majorHAnsi" w:cstheme="majorBidi" w:eastAsiaTheme="majorEastAsia" w:hAnsiTheme="majorHAnsi"/>
+      <w:rFonts w:cstheme="majorBidi" w:eastAsiaTheme="majorEastAsia"/>
+      <w:i/>
       <w:iCs/>
-      <w:color w:themeColor="accent1" w:val="4F81BD"/>
-      <w:sz w:val="24"/>
-      <w:szCs w:val="24"/>
+      <w:color w:themeColor="text1" w:themeTint="A6" w:val="595959"/>
     </w:rPr>
   </w:style>
-  <w:style w:styleId="Heading6" w:type="paragraph">
-    <w:name w:val="Heading 6"/>
+  <w:style w:styleId="Heading7" w:type="paragraph">
+    <w:name w:val="heading 7"/>
     <w:basedOn w:val="Normal"/>
     <w:next w:val="BodyText"/>
+    <w:link w:val="Heading7Char"/>
     <w:uiPriority w:val="9"/>
+    <w:semiHidden/>
     <w:unhideWhenUsed/>
     <w:qFormat/>
+    <w:rsid w:val="00A10FD9"/>
     <w:pPr>
       <w:keepNext/>
       <w:keepLines/>
-      <w:spacing w:after="0" w:before="200"/>
-      <w:outlineLvl w:val="5"/>
+      <w:spacing w:after="0" w:before="40"/>
+      <w:outlineLvl w:val="6"/>
     </w:pPr>
     <w:rPr>
-      <w:rFonts w:asciiTheme="majorHAnsi" w:cstheme="majorBidi" w:eastAsiaTheme="majorEastAsia" w:hAnsiTheme="majorHAnsi"/>
-      <w:color w:themeColor="accent1" w:val="4F81BD"/>
-      <w:sz w:val="24"/>
-      <w:szCs w:val="24"/>
+      <w:rFonts w:cstheme="majorBidi" w:eastAsiaTheme="majorEastAsia"/>
+      <w:color w:themeColor="text1" w:themeTint="A6" w:val="595959"/>
     </w:rPr>
   </w:style>
-  <w:style w:styleId="Heading7" w:type="paragraph">
-    <w:name w:val="Heading 7"/>
+  <w:style w:styleId="Heading8" w:type="paragraph">
+    <w:name w:val="heading 8"/>
     <w:basedOn w:val="Normal"/>
     <w:next w:val="BodyText"/>
+    <w:link w:val="Heading8Char"/>
     <w:uiPriority w:val="9"/>
+    <w:semiHidden/>
     <w:unhideWhenUsed/>
     <w:qFormat/>
+    <w:rsid w:val="00A10FD9"/>
     <w:pPr>
       <w:keepNext/>
       <w:keepLines/>
-      <w:spacing w:after="0" w:before="200"/>
-      <w:outlineLvl w:val="6"/>
+      <w:spacing w:after="0"/>
+      <w:outlineLvl w:val="7"/>
     </w:pPr>
     <w:rPr>
-      <w:rFonts w:asciiTheme="majorHAnsi" w:cstheme="majorBidi" w:eastAsiaTheme="majorEastAsia" w:hAnsiTheme="majorHAnsi"/>
-      <w:color w:themeColor="accent1" w:val="4F81BD"/>
-      <w:sz w:val="24"/>
-      <w:szCs w:val="24"/>
+      <w:rFonts w:cstheme="majorBidi" w:eastAsiaTheme="majorEastAsia"/>
+      <w:i/>
+      <w:iCs/>
+      <w:color w:themeColor="text1" w:themeTint="D8" w:val="272727"/>
     </w:rPr>
   </w:style>
-  <w:style w:styleId="Heading8" w:type="paragraph">
-    <w:name w:val="Heading 8"/>
+  <w:style w:styleId="Heading9" w:type="paragraph">
+    <w:name w:val="heading 9"/>
     <w:basedOn w:val="Normal"/>
     <w:next w:val="BodyText"/>
+    <w:link w:val="Heading9Char"/>
     <w:uiPriority w:val="9"/>
+    <w:semiHidden/>
     <w:unhideWhenUsed/>
     <w:qFormat/>
+    <w:rsid w:val="00A10FD9"/>
     <w:pPr>
       <w:keepNext/>
       <w:keepLines/>
-      <w:spacing w:after="0" w:before="200"/>
-      <w:outlineLvl w:val="7"/>
-    </w:pPr>
-    <w:rPr>
-      <w:rFonts w:asciiTheme="majorHAnsi" w:cstheme="majorBidi" w:eastAsiaTheme="majorEastAsia" w:hAnsiTheme="majorHAnsi"/>
-      <w:color w:themeColor="accent1" w:val="4F81BD"/>
-      <w:sz w:val="24"/>
-      <w:szCs w:val="24"/>
-    </w:rPr>
-  </w:style>
-  <w:style w:styleId="Heading9" w:type="paragraph">
-    <w:name w:val="Heading 9"/>
-    <w:basedOn w:val="Normal"/>
-    <w:next w:val="BodyText"/>
-    <w:uiPriority w:val="9"/>
-    <w:unhideWhenUsed/>
-    <w:qFormat/>
-    <w:pPr>
-      <w:keepNext/>
-      <w:keepLines/>
-      <w:spacing w:after="0" w:before="200"/>
+      <w:spacing w:after="0"/>
       <w:outlineLvl w:val="8"/>
     </w:pPr>
     <w:rPr>
+      <w:rFonts w:cstheme="majorBidi" w:eastAsiaTheme="majorEastAsia"/>
+      <w:color w:themeColor="text1" w:themeTint="D8" w:val="272727"/>
+    </w:rPr>
+  </w:style>
+  <w:style w:customStyle="1" w:styleId="Heading1Char" w:type="character">
+    <w:name w:val="Heading 1 Char"/>
+    <w:basedOn w:val="DefaultParagraphFont"/>
+    <w:link w:val="Heading1"/>
+    <w:uiPriority w:val="9"/>
+    <w:rsid w:val="00A10FD9"/>
+    <w:rPr>
       <w:rFonts w:asciiTheme="majorHAnsi" w:cstheme="majorBidi" w:eastAsiaTheme="majorEastAsia" w:hAnsiTheme="majorHAnsi"/>
-      <w:color w:themeColor="accent1" w:val="4F81BD"/>
-      <w:sz w:val="24"/>
-      <w:szCs w:val="24"/>
+      <w:color w:themeColor="accent1" w:themeShade="BF" w:val="0F4761"/>
+      <w:sz w:val="40"/>
+      <w:szCs w:val="40"/>
+    </w:rPr>
+  </w:style>
+  <w:style w:customStyle="1" w:styleId="Heading2Char" w:type="character">
+    <w:name w:val="Heading 2 Char"/>
+    <w:basedOn w:val="DefaultParagraphFont"/>
+    <w:link w:val="Heading2"/>
+    <w:uiPriority w:val="9"/>
+    <w:semiHidden/>
+    <w:rsid w:val="00A10FD9"/>
+    <w:rPr>
+      <w:rFonts w:asciiTheme="majorHAnsi" w:cstheme="majorBidi" w:eastAsiaTheme="majorEastAsia" w:hAnsiTheme="majorHAnsi"/>
+      <w:color w:themeColor="accent1" w:themeShade="BF" w:val="0F4761"/>
+      <w:sz w:val="32"/>
+      <w:szCs w:val="32"/>
+    </w:rPr>
+  </w:style>
+  <w:style w:customStyle="1" w:styleId="Heading3Char" w:type="character">
+    <w:name w:val="Heading 3 Char"/>
+    <w:basedOn w:val="DefaultParagraphFont"/>
+    <w:link w:val="Heading3"/>
+    <w:uiPriority w:val="9"/>
+    <w:semiHidden/>
+    <w:rsid w:val="00A10FD9"/>
+    <w:rPr>
+      <w:rFonts w:cstheme="majorBidi" w:eastAsiaTheme="majorEastAsia"/>
+      <w:color w:themeColor="accent1" w:themeShade="BF" w:val="0F4761"/>
+      <w:sz w:val="28"/>
+      <w:szCs w:val="28"/>
+    </w:rPr>
+  </w:style>
+  <w:style w:customStyle="1" w:styleId="Heading4Char" w:type="character">
+    <w:name w:val="Heading 4 Char"/>
+    <w:basedOn w:val="DefaultParagraphFont"/>
+    <w:link w:val="Heading4"/>
+    <w:uiPriority w:val="9"/>
+    <w:semiHidden/>
+    <w:rsid w:val="00A10FD9"/>
+    <w:rPr>
+      <w:rFonts w:cstheme="majorBidi" w:eastAsiaTheme="majorEastAsia"/>
+      <w:i/>
+      <w:iCs/>
+      <w:color w:themeColor="accent1" w:themeShade="BF" w:val="0F4761"/>
+    </w:rPr>
+  </w:style>
+  <w:style w:customStyle="1" w:styleId="Heading5Char" w:type="character">
+    <w:name w:val="Heading 5 Char"/>
+    <w:basedOn w:val="DefaultParagraphFont"/>
+    <w:link w:val="Heading5"/>
+    <w:uiPriority w:val="9"/>
+    <w:semiHidden/>
+    <w:rsid w:val="00A10FD9"/>
+    <w:rPr>
+      <w:rFonts w:cstheme="majorBidi" w:eastAsiaTheme="majorEastAsia"/>
+      <w:color w:themeColor="accent1" w:themeShade="BF" w:val="0F4761"/>
+    </w:rPr>
+  </w:style>
+  <w:style w:customStyle="1" w:styleId="Heading6Char" w:type="character">
+    <w:name w:val="Heading 6 Char"/>
+    <w:basedOn w:val="DefaultParagraphFont"/>
+    <w:link w:val="Heading6"/>
+    <w:uiPriority w:val="9"/>
+    <w:semiHidden/>
+    <w:rsid w:val="00A10FD9"/>
+    <w:rPr>
+      <w:rFonts w:cstheme="majorBidi" w:eastAsiaTheme="majorEastAsia"/>
+      <w:i/>
+      <w:iCs/>
+      <w:color w:themeColor="text1" w:themeTint="A6" w:val="595959"/>
+    </w:rPr>
+  </w:style>
+  <w:style w:customStyle="1" w:styleId="Heading7Char" w:type="character">
+    <w:name w:val="Heading 7 Char"/>
+    <w:basedOn w:val="DefaultParagraphFont"/>
+    <w:link w:val="Heading7"/>
+    <w:uiPriority w:val="9"/>
+    <w:semiHidden/>
+    <w:rsid w:val="00A10FD9"/>
+    <w:rPr>
+      <w:rFonts w:cstheme="majorBidi" w:eastAsiaTheme="majorEastAsia"/>
+      <w:color w:themeColor="text1" w:themeTint="A6" w:val="595959"/>
+    </w:rPr>
+  </w:style>
+  <w:style w:customStyle="1" w:styleId="Heading8Char" w:type="character">
+    <w:name w:val="Heading 8 Char"/>
+    <w:basedOn w:val="DefaultParagraphFont"/>
+    <w:link w:val="Heading8"/>
+    <w:uiPriority w:val="9"/>
+    <w:semiHidden/>
+    <w:rsid w:val="00A10FD9"/>
+    <w:rPr>
+      <w:rFonts w:cstheme="majorBidi" w:eastAsiaTheme="majorEastAsia"/>
+      <w:i/>
+      <w:iCs/>
+      <w:color w:themeColor="text1" w:themeTint="D8" w:val="272727"/>
+    </w:rPr>
+  </w:style>
+  <w:style w:customStyle="1" w:styleId="Heading9Char" w:type="character">
+    <w:name w:val="Heading 9 Char"/>
+    <w:basedOn w:val="DefaultParagraphFont"/>
+    <w:link w:val="Heading9"/>
+    <w:uiPriority w:val="9"/>
+    <w:semiHidden/>
+    <w:rsid w:val="00A10FD9"/>
+    <w:rPr>
+      <w:rFonts w:cstheme="majorBidi" w:eastAsiaTheme="majorEastAsia"/>
+      <w:color w:themeColor="text1" w:themeTint="D8" w:val="272727"/>
     </w:rPr>
   </w:style>
   <w:style w:styleId="BlockText" w:type="paragraph">
@@ -6372,8 +6447,8 @@
   </w:style>
   <w:style w:styleId="FootnoteBlockText" w:type="paragraph">
     <w:name w:val="Footnote Block Text"/>
-    <w:basedOn w:val="Footnote Text"/>
-    <w:next w:val="Footnote Text"/>
+    <w:basedOn w:val="FootnoteText"/>
+    <w:next w:val="FootnoteText"/>
     <w:uiPriority w:val="9"/>
     <w:unhideWhenUsed/>
     <w:qFormat/>
@@ -6411,10 +6486,10 @@
         <w:jc w:val="left"/>
       </w:trPr>
       <w:tcPr>
-        <w:vAlign w:val="bottom"/>
         <w:tcBorders>
           <w:bottom w:val="single"/>
         </w:tcBorders>
+        <w:vAlign w:val="bottom"/>
       </w:tcPr>
     </w:tblStylePr>
   </w:style>
@@ -6530,6 +6605,7 @@
     <w:name w:val="KeywordTok"/>
     <w:basedOn w:val="VerbatimChar"/>
     <w:rPr>
+      <w:b/>
       <w:color w:val="003b4f"/>
       <w:shd w:val="clear" w:fill="f1f3f5"/>
     </w:rPr>
@@ -6634,9 +6710,9 @@
     <w:name w:val="DocumentationTok"/>
     <w:basedOn w:val="VerbatimChar"/>
     <w:rPr>
+      <w:i/>
       <w:color w:val="5e5e5e"/>
       <w:shd w:val="clear" w:fill="f1f3f5"/>
-      <w:i/>
     </w:rPr>
   </w:style>
   <w:style w:type="character" w:customStyle="1" w:styleId="AnnotationTok">
@@ -6651,9 +6727,9 @@
     <w:name w:val="CommentVarTok"/>
     <w:basedOn w:val="VerbatimChar"/>
     <w:rPr>
+      <w:i/>
       <w:color w:val="5e5e5e"/>
       <w:shd w:val="clear" w:fill="f1f3f5"/>
-      <w:i/>
     </w:rPr>
   </w:style>
   <w:style w:type="character" w:customStyle="1" w:styleId="OtherTok">
@@ -6684,6 +6760,7 @@
     <w:name w:val="ControlFlowTok"/>
     <w:basedOn w:val="VerbatimChar"/>
     <w:rPr>
+      <w:b/>
       <w:color w:val="003b4f"/>
       <w:shd w:val="clear" w:fill="f1f3f5"/>
     </w:rPr>
@@ -6748,9 +6825,9 @@
     <w:name w:val="WarningTok"/>
     <w:basedOn w:val="VerbatimChar"/>
     <w:rPr>
+      <w:i/>
       <w:color w:val="5e5e5e"/>
       <w:shd w:val="clear" w:fill="f1f3f5"/>
-      <w:i/>
     </w:rPr>
   </w:style>
   <w:style w:type="character" w:customStyle="1" w:styleId="AlertTok">
@@ -6791,44 +6868,44 @@
         <a:sysClr val="window" lastClr="FFFFFF"/>
       </a:lt1>
       <a:dk2>
-        <a:srgbClr val="1F497D"/>
+        <a:srgbClr val="0E2841"/>
       </a:dk2>
       <a:lt2>
-        <a:srgbClr val="EEECE1"/>
+        <a:srgbClr val="E8E8E8"/>
       </a:lt2>
       <a:accent1>
-        <a:srgbClr val="4F81BD"/>
+        <a:srgbClr val="156082"/>
       </a:accent1>
       <a:accent2>
-        <a:srgbClr val="C0504D"/>
+        <a:srgbClr val="E97132"/>
       </a:accent2>
       <a:accent3>
-        <a:srgbClr val="9BBB59"/>
+        <a:srgbClr val="196B24"/>
       </a:accent3>
       <a:accent4>
-        <a:srgbClr val="8064A2"/>
+        <a:srgbClr val="0F9ED5"/>
       </a:accent4>
       <a:accent5>
-        <a:srgbClr val="4BACC6"/>
+        <a:srgbClr val="A02B93"/>
       </a:accent5>
       <a:accent6>
-        <a:srgbClr val="F79646"/>
+        <a:srgbClr val="4EA72E"/>
       </a:accent6>
       <a:hlink>
-        <a:srgbClr val="0000FF"/>
+        <a:srgbClr val="467886"/>
       </a:hlink>
       <a:folHlink>
-        <a:srgbClr val="800080"/>
+        <a:srgbClr val="96607D"/>
       </a:folHlink>
     </a:clrScheme>
     <a:fontScheme name="Office">
       <a:majorFont>
-        <a:latin typeface="Calibri"/>
+        <a:latin typeface="Aptos Display" panose="02110004020202020204"/>
         <a:ea typeface=""/>
         <a:cs typeface=""/>
-        <a:font script="Jpan" typeface="ＭＳ ゴシック"/>
+        <a:font script="Jpan" typeface="游ゴシック Light"/>
         <a:font script="Hang" typeface="맑은 고딕"/>
-        <a:font script="Hans" typeface="宋体"/>
+        <a:font script="Hans" typeface="等线 Light"/>
         <a:font script="Hant" typeface="新細明體"/>
         <a:font script="Arab" typeface="Times New Roman"/>
         <a:font script="Hebr" typeface="Times New Roman"/>
@@ -6855,14 +6932,32 @@
         <a:font script="Mong" typeface="Mongolian Baiti"/>
         <a:font script="Viet" typeface="Times New Roman"/>
         <a:font script="Uigh" typeface="Microsoft Uighur"/>
+        <a:font script="Geor" typeface="Sylfaen"/>
+        <a:font script="Armn" typeface="Arial"/>
+        <a:font script="Bugi" typeface="Leelawadee UI"/>
+        <a:font script="Bopo" typeface="Microsoft JhengHei"/>
+        <a:font script="Java" typeface="Javanese Text"/>
+        <a:font script="Lisu" typeface="Segoe UI"/>
+        <a:font script="Mymr" typeface="Myanmar Text"/>
+        <a:font script="Nkoo" typeface="Ebrima"/>
+        <a:font script="Olck" typeface="Nirmala UI"/>
+        <a:font script="Osma" typeface="Ebrima"/>
+        <a:font script="Phag" typeface="Phagspa"/>
+        <a:font script="Syrn" typeface="Estrangelo Edessa"/>
+        <a:font script="Syrj" typeface="Estrangelo Edessa"/>
+        <a:font script="Syre" typeface="Estrangelo Edessa"/>
+        <a:font script="Sora" typeface="Nirmala UI"/>
+        <a:font script="Tale" typeface="Microsoft Tai Le"/>
+        <a:font script="Talu" typeface="Microsoft New Tai Lue"/>
+        <a:font script="Tfng" typeface="Ebrima"/>
       </a:majorFont>
       <a:minorFont>
-        <a:latin typeface="Cambria"/>
+        <a:latin typeface="Aptos" panose="02110004020202020204"/>
         <a:ea typeface=""/>
         <a:cs typeface=""/>
-        <a:font script="Jpan" typeface="ＭＳ 明朝"/>
+        <a:font script="Jpan" typeface="游明朝"/>
         <a:font script="Hang" typeface="맑은 고딕"/>
-        <a:font script="Hans" typeface="宋体"/>
+        <a:font script="Hans" typeface="等线"/>
         <a:font script="Hant" typeface="新細明體"/>
         <a:font script="Arab" typeface="Arial"/>
         <a:font script="Hebr" typeface="Arial"/>
@@ -6889,6 +6984,24 @@
         <a:font script="Mong" typeface="Mongolian Baiti"/>
         <a:font script="Viet" typeface="Arial"/>
         <a:font script="Uigh" typeface="Microsoft Uighur"/>
+        <a:font script="Geor" typeface="Sylfaen"/>
+        <a:font script="Armn" typeface="Arial"/>
+        <a:font script="Bugi" typeface="Leelawadee UI"/>
+        <a:font script="Bopo" typeface="Microsoft JhengHei"/>
+        <a:font script="Java" typeface="Javanese Text"/>
+        <a:font script="Lisu" typeface="Segoe UI"/>
+        <a:font script="Mymr" typeface="Myanmar Text"/>
+        <a:font script="Nkoo" typeface="Ebrima"/>
+        <a:font script="Olck" typeface="Nirmala UI"/>
+        <a:font script="Osma" typeface="Ebrima"/>
+        <a:font script="Phag" typeface="Phagspa"/>
+        <a:font script="Syrn" typeface="Estrangelo Edessa"/>
+        <a:font script="Syrj" typeface="Estrangelo Edessa"/>
+        <a:font script="Syre" typeface="Estrangelo Edessa"/>
+        <a:font script="Sora" typeface="Nirmala UI"/>
+        <a:font script="Tale" typeface="Microsoft Tai Le"/>
+        <a:font script="Talu" typeface="Microsoft New Tai Lue"/>
+        <a:font script="Tfng" typeface="Ebrima"/>
       </a:minorFont>
     </a:fontScheme>
     <a:fmtScheme name="Office">
@@ -6900,200 +7013,141 @@
           <a:gsLst>
             <a:gs pos="0">
               <a:schemeClr val="phClr">
-                <a:tint val="50000"/>
-                <a:satMod val="300000"/>
+                <a:lumMod val="110000"/>
+                <a:satMod val="105000"/>
+                <a:tint val="67000"/>
               </a:schemeClr>
             </a:gs>
-            <a:gs pos="35000">
+            <a:gs pos="50000">
               <a:schemeClr val="phClr">
-                <a:tint val="37000"/>
-                <a:satMod val="300000"/>
+                <a:lumMod val="105000"/>
+                <a:satMod val="103000"/>
+                <a:tint val="73000"/>
               </a:schemeClr>
             </a:gs>
             <a:gs pos="100000">
               <a:schemeClr val="phClr">
-                <a:tint val="15000"/>
-                <a:satMod val="350000"/>
+                <a:lumMod val="105000"/>
+                <a:satMod val="109000"/>
+                <a:tint val="81000"/>
               </a:schemeClr>
             </a:gs>
           </a:gsLst>
-          <a:lin ang="16200000" scaled="1"/>
+          <a:lin ang="5400000" scaled="0"/>
         </a:gradFill>
         <a:gradFill rotWithShape="1">
           <a:gsLst>
             <a:gs pos="0">
               <a:schemeClr val="phClr">
-                <a:tint val="100000"/>
+                <a:satMod val="103000"/>
+                <a:lumMod val="102000"/>
+                <a:tint val="94000"/>
+              </a:schemeClr>
+            </a:gs>
+            <a:gs pos="50000">
+              <a:schemeClr val="phClr">
+                <a:satMod val="110000"/>
+                <a:lumMod val="100000"/>
                 <a:shade val="100000"/>
-                <a:satMod val="130000"/>
               </a:schemeClr>
             </a:gs>
             <a:gs pos="100000">
               <a:schemeClr val="phClr">
-                <a:tint val="50000"/>
-                <a:shade val="100000"/>
-                <a:satMod val="350000"/>
+                <a:lumMod val="99000"/>
+                <a:satMod val="120000"/>
+                <a:shade val="78000"/>
               </a:schemeClr>
             </a:gs>
           </a:gsLst>
-          <a:lin ang="16200000" scaled="0"/>
+          <a:lin ang="5400000" scaled="0"/>
         </a:gradFill>
       </a:fillStyleLst>
       <a:lnStyleLst>
-        <a:ln w="9525" cap="flat" cmpd="sng" algn="ctr">
-          <a:solidFill>
-            <a:schemeClr val="phClr">
-              <a:shade val="95000"/>
-              <a:satMod val="105000"/>
-            </a:schemeClr>
-          </a:solidFill>
-          <a:prstDash val="solid"/>
-        </a:ln>
-        <a:ln w="25400" cap="flat" cmpd="sng" algn="ctr">
+        <a:ln w="6350" cap="flat" cmpd="sng" algn="ctr">
           <a:solidFill>
             <a:schemeClr val="phClr"/>
           </a:solidFill>
           <a:prstDash val="solid"/>
+          <a:miter lim="800000"/>
         </a:ln>
-        <a:ln w="38100" cap="flat" cmpd="sng" algn="ctr">
+        <a:ln w="12700" cap="flat" cmpd="sng" algn="ctr">
           <a:solidFill>
             <a:schemeClr val="phClr"/>
           </a:solidFill>
           <a:prstDash val="solid"/>
+          <a:miter lim="800000"/>
+        </a:ln>
+        <a:ln w="19050" cap="flat" cmpd="sng" algn="ctr">
+          <a:solidFill>
+            <a:schemeClr val="phClr"/>
+          </a:solidFill>
+          <a:prstDash val="solid"/>
+          <a:miter lim="800000"/>
         </a:ln>
       </a:lnStyleLst>
       <a:effectStyleLst>
         <a:effectStyle>
+          <a:effectLst/>
+        </a:effectStyle>
+        <a:effectStyle>
+          <a:effectLst/>
+        </a:effectStyle>
+        <a:effectStyle>
           <a:effectLst>
-            <a:outerShdw blurRad="40000" dist="20000" dir="5400000" rotWithShape="0">
+            <a:outerShdw blurRad="57150" dist="19050" dir="5400000" algn="ctr" rotWithShape="0">
               <a:srgbClr val="000000">
-                <a:alpha val="38000"/>
+                <a:alpha val="63000"/>
               </a:srgbClr>
             </a:outerShdw>
           </a:effectLst>
-        </a:effectStyle>
-        <a:effectStyle>
-          <a:effectLst>
-            <a:outerShdw blurRad="40000" dist="23000" dir="5400000" rotWithShape="0">
-              <a:srgbClr val="000000">
-                <a:alpha val="35000"/>
-              </a:srgbClr>
-            </a:outerShdw>
-          </a:effectLst>
-        </a:effectStyle>
-        <a:effectStyle>
-          <a:effectLst>
-            <a:outerShdw blurRad="40000" dist="23000" dir="5400000" rotWithShape="0">
-              <a:srgbClr val="000000">
-                <a:alpha val="35000"/>
-              </a:srgbClr>
-            </a:outerShdw>
-          </a:effectLst>
-          <a:scene3d>
-            <a:camera prst="orthographicFront">
-              <a:rot lat="0" lon="0" rev="0"/>
-            </a:camera>
-            <a:lightRig rig="threePt" dir="t">
-              <a:rot lat="0" lon="0" rev="1200000"/>
-            </a:lightRig>
-          </a:scene3d>
-          <a:sp3d>
-            <a:bevelT w="63500" h="25400"/>
-          </a:sp3d>
         </a:effectStyle>
       </a:effectStyleLst>
       <a:bgFillStyleLst>
         <a:solidFill>
           <a:schemeClr val="phClr"/>
         </a:solidFill>
+        <a:solidFill>
+          <a:schemeClr val="phClr">
+            <a:tint val="95000"/>
+            <a:satMod val="170000"/>
+          </a:schemeClr>
+        </a:solidFill>
         <a:gradFill rotWithShape="1">
           <a:gsLst>
             <a:gs pos="0">
               <a:schemeClr val="phClr">
-                <a:tint val="40000"/>
-                <a:satMod val="350000"/>
+                <a:tint val="93000"/>
+                <a:satMod val="150000"/>
+                <a:shade val="98000"/>
+                <a:lumMod val="102000"/>
               </a:schemeClr>
             </a:gs>
-            <a:gs pos="40000">
+            <a:gs pos="50000">
               <a:schemeClr val="phClr">
-                <a:tint val="45000"/>
-                <a:shade val="99000"/>
-                <a:satMod val="350000"/>
+                <a:tint val="98000"/>
+                <a:satMod val="130000"/>
+                <a:shade val="90000"/>
+                <a:lumMod val="103000"/>
               </a:schemeClr>
             </a:gs>
             <a:gs pos="100000">
               <a:schemeClr val="phClr">
-                <a:shade val="20000"/>
-                <a:satMod val="255000"/>
+                <a:shade val="63000"/>
+                <a:satMod val="120000"/>
               </a:schemeClr>
             </a:gs>
           </a:gsLst>
-          <a:path path="circle">
-            <a:fillToRect l="50000" t="-80000" r="50000" b="180000"/>
-          </a:path>
-        </a:gradFill>
-        <a:gradFill rotWithShape="1">
-          <a:gsLst>
-            <a:gs pos="0">
-              <a:schemeClr val="phClr">
-                <a:tint val="80000"/>
-                <a:satMod val="300000"/>
-              </a:schemeClr>
-            </a:gs>
-            <a:gs pos="100000">
-              <a:schemeClr val="phClr">
-                <a:shade val="30000"/>
-                <a:satMod val="200000"/>
-              </a:schemeClr>
-            </a:gs>
-          </a:gsLst>
-          <a:path path="circle">
-            <a:fillToRect l="50000" t="50000" r="50000" b="50000"/>
-          </a:path>
+          <a:lin ang="5400000" scaled="0"/>
         </a:gradFill>
       </a:bgFillStyleLst>
     </a:fmtScheme>
   </a:themeElements>
-  <a:objectDefaults>
-    <a:spDef>
-      <a:spPr/>
-      <a:bodyPr/>
-      <a:lstStyle/>
-      <a:style>
-        <a:lnRef idx="1">
-          <a:schemeClr val="accent1"/>
-        </a:lnRef>
-        <a:fillRef idx="3">
-          <a:schemeClr val="accent1"/>
-        </a:fillRef>
-        <a:effectRef idx="2">
-          <a:schemeClr val="accent1"/>
-        </a:effectRef>
-        <a:fontRef idx="minor">
-          <a:schemeClr val="lt1"/>
-        </a:fontRef>
-      </a:style>
-    </a:spDef>
-    <a:lnDef>
-      <a:spPr/>
-      <a:bodyPr/>
-      <a:lstStyle/>
-      <a:style>
-        <a:lnRef idx="2">
-          <a:schemeClr val="accent1"/>
-        </a:lnRef>
-        <a:fillRef idx="0">
-          <a:schemeClr val="accent1"/>
-        </a:fillRef>
-        <a:effectRef idx="1">
-          <a:schemeClr val="accent1"/>
-        </a:effectRef>
-        <a:fontRef idx="minor">
-          <a:schemeClr val="tx1"/>
-        </a:fontRef>
-      </a:style>
-    </a:lnDef>
-  </a:objectDefaults>
+  <a:objectDefaults/>
   <a:extraClrSchemeLst/>
+  <a:extLst>
+    <a:ext uri="{05A4C25C-085E-4340-85A3-A5531E510DB2}">
+      <thm15:themeFamily xmlns:thm15="http://schemas.microsoft.com/office/thememl/2012/main" name="Office Theme" id="{2E142A2C-CD16-42D6-873A-C26D2A0506FA}" vid="{1BDDFF52-6CD6-40A5-AB3C-68EB2F1E4D0A}"/>
+    </a:ext>
+  </a:extLst>
 </a:theme>
 </file>